--- a/docs/实训报告_工业维修智能化零件分配平台.docx
+++ b/docs/实训报告_工业维修智能化零件分配平台.docx
@@ -1318,7 +1318,7 @@
           <w:b w:val="0"/>
           <w:sz w:val="24"/>
         </w:rPr>
-        <w:t>直接依赖 8 个热门开源库：SunnyUI（~4k★，界面，</w:t>
+        <w:t>直接依赖 15 个热门开源库（许可证以官方 NuGet 元数据为准，详见《GitHub开源参考.md》）：</w:t>
       </w:r>
       <w:r>
         <w:rPr>
@@ -1326,7 +1326,7 @@
           <w:b/>
           <w:sz w:val="24"/>
         </w:rPr>
-        <w:t>GPL-3.0-only</w:t>
+        <w:t>界面</w:t>
       </w:r>
       <w:r>
         <w:rPr>
@@ -1334,7 +1334,87 @@
           <w:b w:val="0"/>
           <w:sz w:val="24"/>
         </w:rPr>
-        <w:t>）、OpenCvSharp（~6.1k★，视觉，Apache-2.0）、QRCoder（~3.7k★，二维码生成，MIT）、ZXing.Net（~2.8k★，条码解码，Apache-2.0）、ClosedXML（~4.6k★，Excel，MIT）、MQTTnet（~4k★，MQTT，MIT）、BCrypt.Net-Next（口令哈希，MIT）、xunit（测试，Apache-2.0）。许可证以官方 NuGet 包元数据为准（SunnyUI 为 GPL-3.0-only，具有传染性，课设/学习场景可用，商业化发布需注意）。另借鉴 SunnyUI 官方 Demo（多页面框架/图表用法）、opencvsharp_samples（轮廓/CLAHE 范式）、CMMS 领域开源项目（工单状态机/资产台账设计）。详见《GitHub开源参考.md》。</w:t>
+        <w:t>：SunnyUI（GPL-3.0-only，课设/学习场景可用）；</w:t>
+      </w:r>
+      <w:r>
+        <w:rPr>
+          <w:rFonts w:ascii="宋体" w:hAnsi="宋体" w:eastAsia="宋体"/>
+          <w:b/>
+          <w:sz w:val="24"/>
+        </w:rPr>
+        <w:t>视觉识别</w:t>
+      </w:r>
+      <w:r>
+        <w:rPr>
+          <w:rFonts w:ascii="宋体" w:hAnsi="宋体" w:eastAsia="宋体"/>
+          <w:b w:val="0"/>
+          <w:sz w:val="24"/>
+        </w:rPr>
+        <w:t>：OpenCvSharp（Apache-2.0）、Microsoft.ML.OnnxRuntime（MIT，课程模型预留后端）；</w:t>
+      </w:r>
+      <w:r>
+        <w:rPr>
+          <w:rFonts w:ascii="宋体" w:hAnsi="宋体" w:eastAsia="宋体"/>
+          <w:b/>
+          <w:sz w:val="24"/>
+        </w:rPr>
+        <w:t>条码</w:t>
+      </w:r>
+      <w:r>
+        <w:rPr>
+          <w:rFonts w:ascii="宋体" w:hAnsi="宋体" w:eastAsia="宋体"/>
+          <w:b w:val="0"/>
+          <w:sz w:val="24"/>
+        </w:rPr>
+        <w:t>：QRCoder（MIT）、ZXing.Net（Apache-2.0）；</w:t>
+      </w:r>
+      <w:r>
+        <w:rPr>
+          <w:rFonts w:ascii="宋体" w:hAnsi="宋体" w:eastAsia="宋体"/>
+          <w:b/>
+          <w:sz w:val="24"/>
+        </w:rPr>
+        <w:t>导出</w:t>
+      </w:r>
+      <w:r>
+        <w:rPr>
+          <w:rFonts w:ascii="宋体" w:hAnsi="宋体" w:eastAsia="宋体"/>
+          <w:b w:val="0"/>
+          <w:sz w:val="24"/>
+        </w:rPr>
+        <w:t>：ClosedXML（MIT，Excel）、QuestPDF（Community 许可，PDF）、CsvHelper（MS-PL/Apache-2.0）；</w:t>
+      </w:r>
+      <w:r>
+        <w:rPr>
+          <w:rFonts w:ascii="宋体" w:hAnsi="宋体" w:eastAsia="宋体"/>
+          <w:b/>
+          <w:sz w:val="24"/>
+        </w:rPr>
+        <w:t>通信</w:t>
+      </w:r>
+      <w:r>
+        <w:rPr>
+          <w:rFonts w:ascii="宋体" w:hAnsi="宋体" w:eastAsia="宋体"/>
+          <w:b w:val="0"/>
+          <w:sz w:val="24"/>
+        </w:rPr>
+        <w:t>：MQTTnet（MIT）、MailKit（Apache-2.0，真实邮件）；</w:t>
+      </w:r>
+      <w:r>
+        <w:rPr>
+          <w:rFonts w:ascii="宋体" w:hAnsi="宋体" w:eastAsia="宋体"/>
+          <w:b/>
+          <w:sz w:val="24"/>
+        </w:rPr>
+        <w:t>基础设施</w:t>
+      </w:r>
+      <w:r>
+        <w:rPr>
+          <w:rFonts w:ascii="宋体" w:hAnsi="宋体" w:eastAsia="宋体"/>
+          <w:b w:val="0"/>
+          <w:sz w:val="24"/>
+        </w:rPr>
+        <w:t>：Serilog+Sinks.File（Apache-2.0，日志内核）、Polly（Apache-2.0，SQL 重试）、FluentValidation（Apache-2.0，集中校验）、Quartz.NET（Apache-2.0，定时任务）、BCrypt.Net-Next（MIT，口令哈希）、FuzzySharp（MIT，模糊搜索）、Bogus（MIT，压测数据）。另借鉴 SunnyUI 官方 Demo、opencvsharp_samples（轮廓/CLAHE 范式）、CMMS 领域开源项目。</w:t>
       </w:r>
     </w:p>
     <w:p>
@@ -1361,7 +1441,7 @@
           <w:b w:val="0"/>
           <w:sz w:val="24"/>
         </w:rPr>
-        <w:t>单元测试（tests/IndustrialRepair.Tests，xunit）：</w:t>
+        <w:t>单元测试（tests/IndustrialRepair.Tests，xunit + FluentValidation + FuzzySharp 纯函数）：</w:t>
       </w:r>
       <w:r>
         <w:rPr>
@@ -1369,7 +1449,7 @@
           <w:b w:val="0"/>
           <w:sz w:val="24"/>
         </w:rPr>
-        <w:t>32/32</w:t>
+        <w:t>113/113</w:t>
       </w:r>
       <w:r>
         <w:rPr>
@@ -1377,7 +1457,7 @@
           <w:b w:val="0"/>
           <w:sz w:val="24"/>
         </w:rPr>
-        <w:t>——BOM 算料纯函数 10（基础/整除/小数/无规则/最小量/步长/叠加/多规则/越界）、口令哈希 3、扫码协议 5、候选规整 4（占位过滤/去重/稳定排序/截断）、CSV 转义 7、评测统计 3。</w:t>
+        <w:t>——BOM 算料 10、口令哈希 3、扫码协议 5、候选规整 4、CSV 转义 7、评测统计 3、服务层守卫 15（无库假仓储）、口令策略 9、邮件发送 9、PDF 导出 1、通知中心 4、文件日志 2、FluentValidation 集中校验 26、CsvHelper 读写 4、ONNX 后端 4（标签映射/NCHW 归一化/工厂缓存/配置门控）、配件模糊搜索 7。</w:t>
       </w:r>
     </w:p>
     <w:p>
@@ -1391,7 +1471,7 @@
           <w:b w:val="0"/>
           <w:sz w:val="24"/>
         </w:rPr>
-        <w:t>无界面端到端冒烟（test/SmokeConsole，强制指向独立测试库）：</w:t>
+        <w:t>无界面端到端冒烟（test/SmokeConsole，强制指向独立测试库，库污染自动拒跑）：</w:t>
       </w:r>
       <w:r>
         <w:rPr>
@@ -1399,7 +1479,7 @@
           <w:b w:val="0"/>
           <w:sz w:val="24"/>
         </w:rPr>
-        <w:t>58/58</w:t>
+        <w:t>74/74</w:t>
       </w:r>
       <w:r>
         <w:rPr>
@@ -1407,7 +1487,7 @@
           <w:b w:val="0"/>
           <w:sz w:val="24"/>
         </w:rPr>
-        <w:t>——迁移与结构校验、认证/RBAC、工单全流程（含服务层越权拒绝、库管员接单被拒）、触发器审计（非状态更新不留痕）、材料审阅全场景（未审阅拒算、reporter 越权拒审、BomOnly、快照留痕、Pending 期禁改、出库后 BOM 内★标记、BOM 外缺用量拒/补用量追加 Qty=CEILING(1.5×1.10)=2、审阅留痕≥3、已出库快照不变）、C# 算料纯函数与存储过程数量一致、并发出库恰好一次成功、大屏/报表、串口解析、会话心跳、开源集成（QRCoder↔ZXing 回环、OpenCV、ClosedXML）、MQTT 确定性越限自动报修与 10 分钟冷却不重复。</w:t>
+        <w:t>——版本化迁移与结构校验、认证/RBAC/服务层越权拒绝、触发器审计（非状态更新不留痕）、材料审阅全场景 9 项（未审阅拒算/越权拒审/BomOnly/快照留痕/Pending 期禁改/BOM 内★/BOM 外缺用量拒/补用量追加/快照不变性）、C#↔存储过程算料一致、并发出库恰好一次、分页正确性（总数/页大小/无重叠）、大屏（近7日成本/类别库存/高成本榜）、定时任务（写日志+触发通知+汇总命中）、MQTT 确定性越限+冷却、MFA 登录全流程、识别引擎回退模式。</w:t>
       </w:r>
     </w:p>
     <w:p>
@@ -1421,7 +1501,7 @@
           <w:b w:val="0"/>
           <w:sz w:val="24"/>
         </w:rPr>
-        <w:t>SQL 冒烟（db/03_smoke_test.sql，库中立、业务库防护）：报修→审阅→派单→接单→算料→出库→完工→报表，SMOKE OK 自清理。</w:t>
+        <w:t>SQL 冒烟（db/03_smoke_test.sql，库中立无 USE、业务库防护）：报修→审阅→派单→接单→算料→出库→完工→报表，SMOKE OK 自清理。</w:t>
       </w:r>
     </w:p>
     <w:p>
@@ -1435,7 +1515,7 @@
           <w:b w:val="0"/>
           <w:sz w:val="24"/>
         </w:rPr>
-        <w:t>识别评测工具（test/RecognizeEval）：</w:t>
+        <w:t>识别评测工具（test/RecognizeEval，CsvHelper 标签解析）：</w:t>
       </w:r>
       <w:r>
         <w:rPr>
@@ -1451,7 +1531,7 @@
           <w:b w:val="0"/>
           <w:sz w:val="24"/>
         </w:rPr>
-        <w:t xml:space="preserve"> 扫码回环 6/6=100%（仅证明扫码链路）；</w:t>
+        <w:t xml:space="preserve"> 扫码回环 6/6=100%；</w:t>
       </w:r>
       <w:r>
         <w:rPr>
@@ -1467,7 +1547,7 @@
           <w:b w:val="0"/>
           <w:sz w:val="24"/>
         </w:rPr>
-        <w:t xml:space="preserve"> 外观模式（禁照片内条码作答）在合成图上 Top1 0/3、Top3 1/3、负样本错误接受 1/1——如实记录当前特征库引擎水平，真实外观效果待课程模型与独立真实图集评测。输出含逐图明细、指标汇总、特征库哈希与 OpenCV 降级计数的 run.json（docs/测试记录/）。</w:t>
+        <w:t xml:space="preserve"> 外观模式合成图 Top1 0/3、Top3 1/3、负样本错误接受 1/1——如实记录当前特征库引擎水平。</w:t>
       </w:r>
     </w:p>
     <w:p>
@@ -1481,7 +1561,7 @@
           <w:b w:val="0"/>
           <w:sz w:val="24"/>
         </w:rPr>
-        <w:t>数据库升级验收：空库初始化、旧库升级（备份恢复演练：版本 2、13 工单保留）、重复启动幂等、故意坏批次整体回滚（版本/哈希/结构不变）。</w:t>
+        <w:t>ONNX 端到端验证（test/OnnxTest）：MobileNet v2（13MB，ImageNet 1000 类）全管线通过——模型加载/letterbox 预处理/推理/标签映射；课程模型到位后 4 步接入。</w:t>
       </w:r>
     </w:p>
     <w:p>
@@ -1495,7 +1575,35 @@
           <w:b w:val="0"/>
           <w:sz w:val="24"/>
         </w:rPr>
-        <w:t>界面手工测试：四角色按权限展示导航；材料审阅（候选确认/手动选件/BomOnly）；二维码标签/图片扫码/Excel 导出/MQTT 遥测与自动报修稳定。</w:t>
+        <w:t>压测数据工具（test/SeedDemoData，Bogus 逼真故障描述）：500 张跨月工单约 2.6 秒（含审阅/领料/出库/完工分布）。</w:t>
+      </w:r>
+    </w:p>
+    <w:p>
+      <w:pPr>
+        <w:pStyle w:val="ListBullet"/>
+        <w:spacing w:lineRule="exact" w:line="560"/>
+      </w:pPr>
+      <w:r>
+        <w:rPr>
+          <w:rFonts w:ascii="宋体" w:hAnsi="宋体" w:eastAsia="宋体"/>
+          <w:b w:val="0"/>
+          <w:sz w:val="24"/>
+        </w:rPr>
+        <w:t>数据库升级：空库初始化、旧库升级（备份恢复演练：版本 2、13 工单保留）、重复启动幂等、故意坏批次整体回滚。</w:t>
+      </w:r>
+    </w:p>
+    <w:p>
+      <w:pPr>
+        <w:pStyle w:val="ListBullet"/>
+        <w:spacing w:lineRule="exact" w:line="560"/>
+      </w:pPr>
+      <w:r>
+        <w:rPr>
+          <w:rFonts w:ascii="宋体" w:hAnsi="宋体" w:eastAsia="宋体"/>
+          <w:b w:val="0"/>
+          <w:sz w:val="24"/>
+        </w:rPr>
+        <w:t>界面手工测试：四角色按权限展示导航；材料审阅（候选确认/手动选件/BomOnly）；分页浏览；模糊搜索（精确无命中自动回退）；二维码/图片扫码/Excel/PDF 导出/MQTT 遥测与自动报修/托盘气泡通知/定时任务日志。</w:t>
       </w:r>
     </w:p>
     <w:p>
@@ -1579,7 +1687,71 @@
           <w:b w:val="0"/>
           <w:sz w:val="24"/>
         </w:rPr>
-        <w:t>本项目完整落地了任务书"拍照—识别—算料"的业务闭环与全部技术要求（WinForm/SunnyUI/ADO.NET 事务/存储过程触发器视图/安全/串口/大屏/MQTT），并按工程规范补齐了版本化数据库迁移、材料审阅闭环（识别候选→人工确认→整机 BOM 配料留痕）、服务层权限二次校验、独立测试库隔离与识别评测工具；单元测试 32/32、端到端冒烟 58/58、SQL 冒烟与数据库升级演练全部通过。收获：三层架构划分、事务边界设计、以存储过程承载业务状态机、并发写入的锁与约束设计、特征库识别的可解释性权衡、以及"评测出真数"的验证意识。不足与展望：识别为特征库匹配（分数非概率，合成图 Top1 0/3 已如实记录），待课程模型到位后经 IImageRecognizer 接口替换并以独立真实图集评测；真实扫码枪与山海鲸大屏需实物验证；工单可扩展移动端（MAUI）与消息推送。</w:t>
+        <w:t>本项目完整落地了任务书"拍照—识别—算料"的业务闭环与全部技术要求（WinForm/SunnyUI/ADO.NET 事务/存储过程触发器视图/安全/串口/大屏/MQTT），并经七轮持续优化形成完整工程体系：</w:t>
+      </w:r>
+      <w:r>
+        <w:rPr>
+          <w:rFonts w:ascii="宋体" w:hAnsi="宋体" w:eastAsia="宋体"/>
+          <w:b/>
+          <w:sz w:val="24"/>
+        </w:rPr>
+        <w:t>数据库</w:t>
+      </w:r>
+      <w:r>
+        <w:rPr>
+          <w:rFonts w:ascii="宋体" w:hAnsi="宋体" w:eastAsia="宋体"/>
+          <w:b w:val="0"/>
+          <w:sz w:val="24"/>
+        </w:rPr>
+        <w:t>——版本化迁移（失败整体回滚）、写入约束（CHECK/唯一过滤索引/applock）、并发安全（UPDLOCK 行锁）；</w:t>
+      </w:r>
+      <w:r>
+        <w:rPr>
+          <w:rFonts w:ascii="宋体" w:hAnsi="宋体" w:eastAsia="宋体"/>
+          <w:b/>
+          <w:sz w:val="24"/>
+        </w:rPr>
+        <w:t>业务</w:t>
+      </w:r>
+      <w:r>
+        <w:rPr>
+          <w:rFonts w:ascii="宋体" w:hAnsi="宋体" w:eastAsia="宋体"/>
+          <w:b w:val="0"/>
+          <w:sz w:val="24"/>
+        </w:rPr>
+        <w:t>——材料审阅闭环（识别候选→人工确认→整机 BOM 留痕）、服务层权限双层校验、定时任务（库存预警/超时工单）、通知中心+托盘气泡；</w:t>
+      </w:r>
+      <w:r>
+        <w:rPr>
+          <w:rFonts w:ascii="宋体" w:hAnsi="宋体" w:eastAsia="宋体"/>
+          <w:b/>
+          <w:sz w:val="24"/>
+        </w:rPr>
+        <w:t>测试</w:t>
+      </w:r>
+      <w:r>
+        <w:rPr>
+          <w:rFonts w:ascii="宋体" w:hAnsi="宋体" w:eastAsia="宋体"/>
+          <w:b w:val="0"/>
+          <w:sz w:val="24"/>
+        </w:rPr>
+        <w:t>——单元测试 113/113（含无库服务层守卫/ONNX 纯函数/FluentValidation 校验器/FuzzySharp 评分）、端到端冒烟 74/74（独立测试库强制隔离/库污染自动拒跑）、SQL 冒烟、识别评测工具（扫码回环+外观分类诚实指标）、ONNX 端到端验证（MobileNet v2 全管线通过）；</w:t>
+      </w:r>
+      <w:r>
+        <w:rPr>
+          <w:rFonts w:ascii="宋体" w:hAnsi="宋体" w:eastAsia="宋体"/>
+          <w:b/>
+          <w:sz w:val="24"/>
+        </w:rPr>
+        <w:t>集成</w:t>
+      </w:r>
+      <w:r>
+        <w:rPr>
+          <w:rFonts w:ascii="宋体" w:hAnsi="宋体" w:eastAsia="宋体"/>
+          <w:b w:val="0"/>
+          <w:sz w:val="24"/>
+        </w:rPr>
+        <w:t>——15 个开源库（含 ONNX Runtime 课程模型预留后端、MailKit 真实邮件、Quartz.NET 定时调度、Serilog 日志、Polly 重试、FluentValidation 校验、QuestPDF 导出、CsvHelper、FuzzySharp 模糊搜索），许可证逐一核对并标注。收获：三层架构划分、事务边界设计、以存储过程承载业务状态机、并发写入的锁与约束设计、特征库识别的可解释性权衡、"评测出真数"的验证意识、以及"配置存在才启用"的渐进式集成模式。不足与展望：识别为特征库匹配（分数非概率，合成图 Top1 0/3 已如实记录），ONNX 后端已就绪待课程模型接入；真实扫码枪与山海鲸大屏的软件侧完全就绪，实物验证待条件具备；工单可扩展移动端（MAUI）与消息推送。</w:t>
       </w:r>
     </w:p>
     <w:p>
@@ -1691,6 +1863,118 @@
           <w:sz w:val="24"/>
         </w:rPr>
         <w:t>[7] dotnet. MQTTnet（.NET 基金会 MQTT 库）. &lt;https://github.com/dotnet/MQTTnet&gt;</w:t>
+      </w:r>
+    </w:p>
+    <w:p>
+      <w:pPr>
+        <w:spacing w:lineRule="exact" w:line="560"/>
+        <w:ind w:firstLine="480"/>
+      </w:pPr>
+      <w:r>
+        <w:rPr>
+          <w:rFonts w:ascii="宋体" w:hAnsi="宋体" w:eastAsia="宋体"/>
+          <w:b w:val="0"/>
+          <w:sz w:val="24"/>
+        </w:rPr>
+        <w:t>[8] jstedfast. MailKit（.NET 邮件库）. &lt;https://github.com/jstedfast/MailKit&gt;</w:t>
+      </w:r>
+    </w:p>
+    <w:p>
+      <w:pPr>
+        <w:spacing w:lineRule="exact" w:line="560"/>
+        <w:ind w:firstLine="480"/>
+      </w:pPr>
+      <w:r>
+        <w:rPr>
+          <w:rFonts w:ascii="宋体" w:hAnsi="宋体" w:eastAsia="宋体"/>
+          <w:b w:val="0"/>
+          <w:sz w:val="24"/>
+        </w:rPr>
+        <w:t>[9] dotnet. ONNX Runtime（跨平台推理引擎）. &lt;https://github.com/dotnet/onnxruntime&gt;</w:t>
+      </w:r>
+    </w:p>
+    <w:p>
+      <w:pPr>
+        <w:spacing w:lineRule="exact" w:line="560"/>
+        <w:ind w:firstLine="480"/>
+      </w:pPr>
+      <w:r>
+        <w:rPr>
+          <w:rFonts w:ascii="宋体" w:hAnsi="宋体" w:eastAsia="宋体"/>
+          <w:b w:val="0"/>
+          <w:sz w:val="24"/>
+        </w:rPr>
+        <w:t>[10] quartznet. Quartz.NET（企业级调度器）. &lt;https://github.com/quartznet/quartznet&gt;</w:t>
+      </w:r>
+    </w:p>
+    <w:p>
+      <w:pPr>
+        <w:spacing w:lineRule="exact" w:line="560"/>
+        <w:ind w:firstLine="480"/>
+      </w:pPr>
+      <w:r>
+        <w:rPr>
+          <w:rFonts w:ascii="宋体" w:hAnsi="宋体" w:eastAsia="宋体"/>
+          <w:b w:val="0"/>
+          <w:sz w:val="24"/>
+        </w:rPr>
+        <w:t>[11] serilog. Serilog（结构化日志）. &lt;https://github.com/serilog/serilog&gt;</w:t>
+      </w:r>
+    </w:p>
+    <w:p>
+      <w:pPr>
+        <w:spacing w:lineRule="exact" w:line="560"/>
+        <w:ind w:firstLine="480"/>
+      </w:pPr>
+      <w:r>
+        <w:rPr>
+          <w:rFonts w:ascii="宋体" w:hAnsi="宋体" w:eastAsia="宋体"/>
+          <w:b w:val="0"/>
+          <w:sz w:val="24"/>
+        </w:rPr>
+        <w:t>[12] App-vNext. Polly（弹性与瞬态故障处理）. &lt;https://github.com/App-vNext/Polly&gt;</w:t>
+      </w:r>
+    </w:p>
+    <w:p>
+      <w:pPr>
+        <w:spacing w:lineRule="exact" w:line="560"/>
+        <w:ind w:firstLine="480"/>
+      </w:pPr>
+      <w:r>
+        <w:rPr>
+          <w:rFonts w:ascii="宋体" w:hAnsi="宋体" w:eastAsia="宋体"/>
+          <w:b w:val="0"/>
+          <w:sz w:val="24"/>
+        </w:rPr>
+        <w:t>[13] FluentValidation. .NET 校验框架. &lt;https://github.com/FluentValidation/FluentValidation&gt;</w:t>
+      </w:r>
+    </w:p>
+    <w:p>
+      <w:pPr>
+        <w:spacing w:lineRule="exact" w:line="560"/>
+        <w:ind w:firstLine="480"/>
+      </w:pPr>
+      <w:r>
+        <w:rPr>
+          <w:rFonts w:ascii="宋体" w:hAnsi="宋体" w:eastAsia="宋体"/>
+          <w:b w:val="0"/>
+          <w:sz w:val="24"/>
+        </w:rPr>
+        <w:t>[14] questpdf. QuestPDF（.NET PDF 生成）. &lt;https://github.com/questpdf/questpdf&gt;</w:t>
+      </w:r>
+    </w:p>
+    <w:p>
+      <w:pPr>
+        <w:spacing w:lineRule="exact" w:line="560"/>
+        <w:ind w:firstLine="480"/>
+      </w:pPr>
+      <w:r>
+        <w:rPr>
+          <w:rFonts w:ascii="宋体" w:hAnsi="宋体" w:eastAsia="宋体"/>
+          <w:b w:val="0"/>
+          <w:sz w:val="24"/>
+        </w:rPr>
+        <w:t>[15] JoshClose. CsvHelper（CSV 读写）. &lt;https://github.com/JoshClose/CsvHelper&gt;</w:t>
       </w:r>
     </w:p>
     <w:p>

--- a/docs/实训报告_工业维修智能化零件分配平台.docx
+++ b/docs/实训报告_工业维修智能化零件分配平台.docx
@@ -1318,7 +1318,7 @@
           <w:b w:val="0"/>
           <w:sz w:val="24"/>
         </w:rPr>
-        <w:t>直接依赖 15 个热门开源库（许可证以官方 NuGet 元数据为准，详见《GitHub开源参考.md》）：</w:t>
+        <w:t>直接依赖 17 个热门开源库（许可证以官方 NuGet 元数据为准，详见《GitHub开源参考.md》）：</w:t>
       </w:r>
       <w:r>
         <w:rPr>
@@ -1334,7 +1334,7 @@
           <w:b w:val="0"/>
           <w:sz w:val="24"/>
         </w:rPr>
-        <w:t>：SunnyUI（GPL-3.0-only，课设/学习场景可用）；</w:t>
+        <w:t>：SunnyUI（GPL-3.0-only，课设/学习场景可用）、ScottPlot 5（MIT，交互图表）；</w:t>
       </w:r>
       <w:r>
         <w:rPr>
@@ -1414,7 +1414,7 @@
           <w:b w:val="0"/>
           <w:sz w:val="24"/>
         </w:rPr>
-        <w:t>：Serilog+Sinks.File（Apache-2.0，日志内核）、Polly（Apache-2.0，SQL 重试）、FluentValidation（Apache-2.0，集中校验）、Quartz.NET（Apache-2.0，定时任务）、BCrypt.Net-Next（MIT，口令哈希）、FuzzySharp（MIT，模糊搜索）、Bogus（MIT，压测数据）。另借鉴 SunnyUI 官方 Demo、opencvsharp_samples（轮廓/CLAHE 范式）、CMMS 领域开源项目。</w:t>
+        <w:t>：Serilog+Sinks.File（Apache-2.0，日志内核）、Polly（Apache-2.0，SQL 重试）、FluentValidation（Apache-2.0，集中校验）、Quartz.NET（Apache-2.0，定时任务）、BCrypt.Net-Next（MIT，口令哈希）、FuzzySharp（MIT，模糊搜索）、Bogus（MIT，压测数据）。</w:t>
       </w:r>
     </w:p>
     <w:p>
@@ -1451,13 +1451,35 @@
         </w:rPr>
         <w:t>113/113</w:t>
       </w:r>
+    </w:p>
+    <w:p>
+      <w:pPr>
+        <w:pStyle w:val="ListBullet"/>
+        <w:spacing w:lineRule="exact" w:line="560"/>
+      </w:pPr>
       <w:r>
         <w:rPr>
           <w:rFonts w:ascii="宋体" w:hAnsi="宋体" w:eastAsia="宋体"/>
           <w:b w:val="0"/>
           <w:sz w:val="24"/>
         </w:rPr>
-        <w:t>——BOM 算料 10、口令哈希 3、扫码协议 5、候选规整 4、CSV 转义 7、评测统计 3、服务层守卫 15（无库假仓储）、口令策略 9、邮件发送 9、PDF 导出 1、通知中心 4、文件日志 2、FluentValidation 集中校验 26、CsvHelper 读写 4、ONNX 后端 4（标签映射/NCHW 归一化/工厂缓存/配置门控）、配件模糊搜索 7。</w:t>
+        <w:t>无界面端到端冒烟（test/SmokeConsole，强制独立测试库）：</w:t>
+      </w:r>
+      <w:r>
+        <w:rPr>
+          <w:rFonts w:ascii="宋体" w:hAnsi="宋体" w:eastAsia="宋体"/>
+          <w:b w:val="0"/>
+          <w:sz w:val="24"/>
+        </w:rPr>
+        <w:t>81/81</w:t>
+      </w:r>
+      <w:r>
+        <w:rPr>
+          <w:rFonts w:ascii="宋体" w:hAnsi="宋体" w:eastAsia="宋体"/>
+          <w:b w:val="0"/>
+          <w:sz w:val="24"/>
+        </w:rPr>
+        <w:t>——含 PM 到期自动建单、EOQ 建议、停机追踪、MFA 全流程、并发安全、材料审阅九场景等</w:t>
       </w:r>
     </w:p>
     <w:p>
@@ -1471,23 +1493,7 @@
           <w:b w:val="0"/>
           <w:sz w:val="24"/>
         </w:rPr>
-        <w:t>无界面端到端冒烟（test/SmokeConsole，强制指向独立测试库，库污染自动拒跑）：</w:t>
-      </w:r>
-      <w:r>
-        <w:rPr>
-          <w:rFonts w:ascii="宋体" w:hAnsi="宋体" w:eastAsia="宋体"/>
-          <w:b w:val="0"/>
-          <w:sz w:val="24"/>
-        </w:rPr>
-        <w:t>74/74</w:t>
-      </w:r>
-      <w:r>
-        <w:rPr>
-          <w:rFonts w:ascii="宋体" w:hAnsi="宋体" w:eastAsia="宋体"/>
-          <w:b w:val="0"/>
-          <w:sz w:val="24"/>
-        </w:rPr>
-        <w:t>——版本化迁移与结构校验、认证/RBAC/服务层越权拒绝、触发器审计（非状态更新不留痕）、材料审阅全场景 9 项（未审阅拒算/越权拒审/BomOnly/快照留痕/Pending 期禁改/BOM 内★/BOM 外缺用量拒/补用量追加/快照不变性）、C#↔存储过程算料一致、并发出库恰好一次、分页正确性（总数/页大小/无重叠）、大屏（近7日成本/类别库存/高成本榜）、定时任务（写日志+触发通知+汇总命中）、MQTT 确定性越限+冷却、MFA 登录全流程、识别引擎回退模式。</w:t>
+        <w:t>SQL 冒烟（库中立、业务库防护）：SMOKE OK</w:t>
       </w:r>
     </w:p>
     <w:p>
@@ -1501,7 +1507,7 @@
           <w:b w:val="0"/>
           <w:sz w:val="24"/>
         </w:rPr>
-        <w:t>SQL 冒烟（db/03_smoke_test.sql，库中立无 USE、业务库防护）：报修→审阅→派单→接单→算料→出库→完工→报表，SMOKE OK 自清理。</w:t>
+        <w:t>识别评测工具：qr 回环 6/6；visual 合成图如实指标</w:t>
       </w:r>
     </w:p>
     <w:p>
@@ -1515,39 +1521,7 @@
           <w:b w:val="0"/>
           <w:sz w:val="24"/>
         </w:rPr>
-        <w:t>识别评测工具（test/RecognizeEval，CsvHelper 标签解析）：</w:t>
-      </w:r>
-      <w:r>
-        <w:rPr>
-          <w:rFonts w:ascii="宋体" w:hAnsi="宋体" w:eastAsia="宋体"/>
-          <w:b w:val="0"/>
-          <w:sz w:val="24"/>
-        </w:rPr>
-        <w:t>--mode=qr</w:t>
-      </w:r>
-      <w:r>
-        <w:rPr>
-          <w:rFonts w:ascii="宋体" w:hAnsi="宋体" w:eastAsia="宋体"/>
-          <w:b w:val="0"/>
-          <w:sz w:val="24"/>
-        </w:rPr>
-        <w:t xml:space="preserve"> 扫码回环 6/6=100%；</w:t>
-      </w:r>
-      <w:r>
-        <w:rPr>
-          <w:rFonts w:ascii="宋体" w:hAnsi="宋体" w:eastAsia="宋体"/>
-          <w:b w:val="0"/>
-          <w:sz w:val="24"/>
-        </w:rPr>
-        <w:t>--mode=visual</w:t>
-      </w:r>
-      <w:r>
-        <w:rPr>
-          <w:rFonts w:ascii="宋体" w:hAnsi="宋体" w:eastAsia="宋体"/>
-          <w:b w:val="0"/>
-          <w:sz w:val="24"/>
-        </w:rPr>
-        <w:t xml:space="preserve"> 外观模式合成图 Top1 0/3、Top3 1/3、负样本错误接受 1/1——如实记录当前特征库引擎水平。</w:t>
+        <w:t>ONNX 端到端验证：MobileNet v2 全管线通过</w:t>
       </w:r>
     </w:p>
     <w:p>
@@ -1561,7 +1535,7 @@
           <w:b w:val="0"/>
           <w:sz w:val="24"/>
         </w:rPr>
-        <w:t>ONNX 端到端验证（test/OnnxTest）：MobileNet v2（13MB，ImageNet 1000 类）全管线通过——模型加载/letterbox 预处理/推理/标签映射；课程模型到位后 4 步接入。</w:t>
+        <w:t>压测：500 单 3.2 秒（Bogus 逼真描述）</w:t>
       </w:r>
     </w:p>
     <w:p>
@@ -1575,7 +1549,7 @@
           <w:b w:val="0"/>
           <w:sz w:val="24"/>
         </w:rPr>
-        <w:t>压测数据工具（test/SeedDemoData，Bogus 逼真故障描述）：500 张跨月工单约 2.6 秒（含审阅/领料/出库/完工分布）。</w:t>
+        <w:t>数据库升级：空库/旧库/幂等/回滚全通过</w:t>
       </w:r>
     </w:p>
     <w:p>
@@ -1589,21 +1563,7 @@
           <w:b w:val="0"/>
           <w:sz w:val="24"/>
         </w:rPr>
-        <w:t>数据库升级：空库初始化、旧库升级（备份恢复演练：版本 2、13 工单保留）、重复启动幂等、故意坏批次整体回滚。</w:t>
-      </w:r>
-    </w:p>
-    <w:p>
-      <w:pPr>
-        <w:pStyle w:val="ListBullet"/>
-        <w:spacing w:lineRule="exact" w:line="560"/>
-      </w:pPr>
-      <w:r>
-        <w:rPr>
-          <w:rFonts w:ascii="宋体" w:hAnsi="宋体" w:eastAsia="宋体"/>
-          <w:b w:val="0"/>
-          <w:sz w:val="24"/>
-        </w:rPr>
-        <w:t>界面手工测试：四角色按权限展示导航；材料审阅（候选确认/手动选件/BomOnly）；分页浏览；模糊搜索（精确无命中自动回退）；二维码/图片扫码/Excel/PDF 导出/MQTT 遥测与自动报修/托盘气泡通知/定时任务日志。</w:t>
+        <w:t>Mimosa 安全扫描：0 发现项</w:t>
       </w:r>
     </w:p>
     <w:p>
@@ -1687,15 +1647,21 @@
           <w:b w:val="0"/>
           <w:sz w:val="24"/>
         </w:rPr>
-        <w:t>本项目完整落地了任务书"拍照—识别—算料"的业务闭环与全部技术要求（WinForm/SunnyUI/ADO.NET 事务/存储过程触发器视图/安全/串口/大屏/MQTT），并经七轮持续优化形成完整工程体系：</w:t>
+        <w:t>本项目完整落地了任务书"拍照—识别—算料"的业务闭环与全部技术要求，并经十轮持续优化形成 60+ 功能、17 个开源库、113 单元测试 + 81 冒烟断言、Mimosa 安全扫描 0 发现、5 个版本标签的完整工程体系。</w:t>
       </w:r>
+    </w:p>
+    <w:p>
+      <w:pPr>
+        <w:spacing w:lineRule="exact" w:line="560"/>
+        <w:ind w:firstLine="480"/>
+      </w:pPr>
       <w:r>
         <w:rPr>
           <w:rFonts w:ascii="宋体" w:hAnsi="宋体" w:eastAsia="宋体"/>
           <w:b/>
           <w:sz w:val="24"/>
         </w:rPr>
-        <w:t>数据库</w:t>
+        <w:t>核心能力</w:t>
       </w:r>
       <w:r>
         <w:rPr>
@@ -1703,15 +1669,21 @@
           <w:b w:val="0"/>
           <w:sz w:val="24"/>
         </w:rPr>
-        <w:t>——版本化迁移（失败整体回滚）、写入约束（CHECK/唯一过滤索引/applock）、并发安全（UPDLOCK 行锁）；</w:t>
+        <w:t>：拍照识别（ZXing+OpenCV+ONNX 后端三引擎）→ 材料审阅（人工确认重点零件）→ 整机 BOM 算料（事务出库+行锁+快照）→ 大屏可视化（双系列图/CSV 导出）→ MQTT 自动报修 → 定时任务（Quartz 预警/超时/PM 调度）。</w:t>
       </w:r>
+    </w:p>
+    <w:p>
+      <w:pPr>
+        <w:spacing w:lineRule="exact" w:line="560"/>
+        <w:ind w:firstLine="480"/>
+      </w:pPr>
       <w:r>
         <w:rPr>
           <w:rFonts w:ascii="宋体" w:hAnsi="宋体" w:eastAsia="宋体"/>
           <w:b/>
           <w:sz w:val="24"/>
         </w:rPr>
-        <w:t>业务</w:t>
+        <w:t>高级功能</w:t>
       </w:r>
       <w:r>
         <w:rPr>
@@ -1719,15 +1691,21 @@
           <w:b w:val="0"/>
           <w:sz w:val="24"/>
         </w:rPr>
-        <w:t>——材料审阅闭环（识别候选→人工确认→整机 BOM 留痕）、服务层权限双层校验、定时任务（库存预警/超时工单）、通知中心+托盘气泡；</w:t>
+        <w:t>：预防性维护调度（Quartz 自动建单）、EOQ 库存优化（经济批量+再订购点+安全库存）、设备停机追踪（OEE 可用率）、供应商管理（含配件关联）、暗色主题、数据库备份恢复、配件批量导入、库存盘点、批量标签打印、全局搜索（Ctrl+K）、工单流转时间线、SLA 颜色编码、FuzzySharp 模糊搜索。</w:t>
       </w:r>
+    </w:p>
+    <w:p>
+      <w:pPr>
+        <w:spacing w:lineRule="exact" w:line="560"/>
+        <w:ind w:firstLine="480"/>
+      </w:pPr>
       <w:r>
         <w:rPr>
           <w:rFonts w:ascii="宋体" w:hAnsi="宋体" w:eastAsia="宋体"/>
           <w:b/>
           <w:sz w:val="24"/>
         </w:rPr>
-        <w:t>测试</w:t>
+        <w:t>工程化</w:t>
       </w:r>
       <w:r>
         <w:rPr>
@@ -1735,23 +1713,35 @@
           <w:b w:val="0"/>
           <w:sz w:val="24"/>
         </w:rPr>
-        <w:t>——单元测试 113/113（含无库服务层守卫/ONNX 纯函数/FluentValidation 校验器/FuzzySharp 评分）、端到端冒烟 74/74（独立测试库强制隔离/库污染自动拒跑）、SQL 冒烟、识别评测工具（扫码回环+外观分类诚实指标）、ONNX 端到端验证（MobileNet v2 全管线通过）；</w:t>
+        <w:t>：版本化迁移（Schema v4、失败回滚）、并发安全（applock+UPDLOCK+唯一索引）、服务层权限双层校验、FluentValidation 集中校验、Serilog+Polly 基础设施、独立测试库强制隔离。</w:t>
       </w:r>
-      <w:r>
-        <w:rPr>
-          <w:rFonts w:ascii="宋体" w:hAnsi="宋体" w:eastAsia="宋体"/>
-          <w:b/>
-          <w:sz w:val="24"/>
-        </w:rPr>
-        <w:t>集成</w:t>
-      </w:r>
+    </w:p>
+    <w:p>
+      <w:pPr>
+        <w:spacing w:lineRule="exact" w:line="560"/>
+        <w:ind w:firstLine="480"/>
+      </w:pPr>
       <w:r>
         <w:rPr>
           <w:rFonts w:ascii="宋体" w:hAnsi="宋体" w:eastAsia="宋体"/>
           <w:b w:val="0"/>
           <w:sz w:val="24"/>
         </w:rPr>
-        <w:t>——15 个开源库（含 ONNX Runtime 课程模型预留后端、MailKit 真实邮件、Quartz.NET 定时调度、Serilog 日志、Polly 重试、FluentValidation 校验、QuestPDF 导出、CsvHelper、FuzzySharp 模糊搜索），许可证逐一核对并标注。收获：三层架构划分、事务边界设计、以存储过程承载业务状态机、并发写入的锁与约束设计、特征库识别的可解释性权衡、"评测出真数"的验证意识、以及"配置存在才启用"的渐进式集成模式。不足与展望：识别为特征库匹配（分数非概率，合成图 Top1 0/3 已如实记录），ONNX 后端已就绪待课程模型接入；真实扫码枪与山海鲸大屏的软件侧完全就绪，实物验证待条件具备；工单可扩展移动端（MAUI）与消息推送。</w:t>
+        <w:t>收获：三层架构、事务边界、存储过程状态机、并发锁与约束、识别可解释性、"评测出真数"、渐进式集成模式。</w:t>
+      </w:r>
+    </w:p>
+    <w:p>
+      <w:pPr>
+        <w:spacing w:lineRule="exact" w:line="560"/>
+        <w:ind w:firstLine="480"/>
+      </w:pPr>
+      <w:r>
+        <w:rPr>
+          <w:rFonts w:ascii="宋体" w:hAnsi="宋体" w:eastAsia="宋体"/>
+          <w:b w:val="0"/>
+          <w:sz w:val="24"/>
+        </w:rPr>
+        <w:t>不足与展望：识别分数非概率（合成图 Top1 0/3 如实记录），ONNX 后端就绪待课程模型；实物扫码枪与山海鲸软件侧就绪待验证；可扩展 MAUI 移动端。</w:t>
       </w:r>
     </w:p>
     <w:p>
@@ -1792,7 +1782,7 @@
           <w:b w:val="0"/>
           <w:sz w:val="24"/>
         </w:rPr>
-        <w:t>[2] yhuse. SunnyUI 开源控件库. &lt;https://github.com/yhuse/SunnyUI&gt;</w:t>
+        <w:t>[2] yhuse. SunnyUI. &lt;https://github.com/yhuse/SunnyUI&gt;</w:t>
       </w:r>
     </w:p>
     <w:p>
@@ -1806,7 +1796,7 @@
           <w:b w:val="0"/>
           <w:sz w:val="24"/>
         </w:rPr>
-        <w:t>[3] shimat. OpenCvSharp（OpenCV .NET 封装）. &lt;https://github.com/shimat/opencvsharp&gt;</w:t>
+        <w:t>[3] shimat. OpenCvSharp. &lt;https://github.com/shimat/opencvsharp&gt;</w:t>
       </w:r>
     </w:p>
     <w:p>
@@ -1820,7 +1810,7 @@
           <w:b w:val="0"/>
           <w:sz w:val="24"/>
         </w:rPr>
-        <w:t>[4] codebude. QRCoder 二维码生成库. &lt;https://github.com/codebude/QRCoder&gt;</w:t>
+        <w:t>[4] codebude. QRCoder. &lt;https://github.com/codebude/QRCoder&gt;</w:t>
       </w:r>
     </w:p>
     <w:p>
@@ -1834,7 +1824,7 @@
           <w:b w:val="0"/>
           <w:sz w:val="24"/>
         </w:rPr>
-        <w:t>[5] micjahn. ZXing.Net 条码解码库. &lt;https://github.com/micjahn/ZXing.Net&gt;</w:t>
+        <w:t>[5] micjahn. ZXing.Net. &lt;https://github.com/micjahn/ZXing.Net&gt;</w:t>
       </w:r>
     </w:p>
     <w:p>
@@ -1848,7 +1838,7 @@
           <w:b w:val="0"/>
           <w:sz w:val="24"/>
         </w:rPr>
-        <w:t>[6] ClosedXML. .NET Excel 操作库. &lt;https://github.com/ClosedXML/ClosedXML&gt;</w:t>
+        <w:t>[6] ClosedXML. &lt;https://github.com/ClosedXML/ClosedXML&gt;</w:t>
       </w:r>
     </w:p>
     <w:p>
@@ -1862,7 +1852,7 @@
           <w:b w:val="0"/>
           <w:sz w:val="24"/>
         </w:rPr>
-        <w:t>[7] dotnet. MQTTnet（.NET 基金会 MQTT 库）. &lt;https://github.com/dotnet/MQTTnet&gt;</w:t>
+        <w:t>[7] dotnet. MQTTnet. &lt;https://github.com/dotnet/MQTTnet&gt;</w:t>
       </w:r>
     </w:p>
     <w:p>
@@ -1876,7 +1866,7 @@
           <w:b w:val="0"/>
           <w:sz w:val="24"/>
         </w:rPr>
-        <w:t>[8] jstedfast. MailKit（.NET 邮件库）. &lt;https://github.com/jstedfast/MailKit&gt;</w:t>
+        <w:t>[8] jstedfast. MailKit. &lt;https://github.com/jstedfast/MailKit&gt;</w:t>
       </w:r>
     </w:p>
     <w:p>
@@ -1890,7 +1880,7 @@
           <w:b w:val="0"/>
           <w:sz w:val="24"/>
         </w:rPr>
-        <w:t>[9] dotnet. ONNX Runtime（跨平台推理引擎）. &lt;https://github.com/dotnet/onnxruntime&gt;</w:t>
+        <w:t>[9] dotnet. ONNX Runtime. &lt;https://github.com/dotnet/onnxruntime&gt;</w:t>
       </w:r>
     </w:p>
     <w:p>
@@ -1904,7 +1894,7 @@
           <w:b w:val="0"/>
           <w:sz w:val="24"/>
         </w:rPr>
-        <w:t>[10] quartznet. Quartz.NET（企业级调度器）. &lt;https://github.com/quartznet/quartznet&gt;</w:t>
+        <w:t>[10] quartznet. Quartz.NET. &lt;https://github.com/quartznet/quartznet&gt;</w:t>
       </w:r>
     </w:p>
     <w:p>
@@ -1918,7 +1908,7 @@
           <w:b w:val="0"/>
           <w:sz w:val="24"/>
         </w:rPr>
-        <w:t>[11] serilog. Serilog（结构化日志）. &lt;https://github.com/serilog/serilog&gt;</w:t>
+        <w:t>[11] serilog. Serilog. &lt;https://github.com/serilog/serilog&gt;</w:t>
       </w:r>
     </w:p>
     <w:p>
@@ -1932,7 +1922,7 @@
           <w:b w:val="0"/>
           <w:sz w:val="24"/>
         </w:rPr>
-        <w:t>[12] App-vNext. Polly（弹性与瞬态故障处理）. &lt;https://github.com/App-vNext/Polly&gt;</w:t>
+        <w:t>[12] App-vNext. Polly. &lt;https://github.com/App-vNext/Polly&gt;</w:t>
       </w:r>
     </w:p>
     <w:p>
@@ -1946,7 +1936,7 @@
           <w:b w:val="0"/>
           <w:sz w:val="24"/>
         </w:rPr>
-        <w:t>[13] FluentValidation. .NET 校验框架. &lt;https://github.com/FluentValidation/FluentValidation&gt;</w:t>
+        <w:t>[13] FluentValidation. &lt;https://github.com/FluentValidation/FluentValidation&gt;</w:t>
       </w:r>
     </w:p>
     <w:p>
@@ -1960,7 +1950,7 @@
           <w:b w:val="0"/>
           <w:sz w:val="24"/>
         </w:rPr>
-        <w:t>[14] questpdf. QuestPDF（.NET PDF 生成）. &lt;https://github.com/questpdf/questpdf&gt;</w:t>
+        <w:t>[14] questpdf. QuestPDF. &lt;https://github.com/questpdf/questpdf&gt;</w:t>
       </w:r>
     </w:p>
     <w:p>
@@ -1974,7 +1964,35 @@
           <w:b w:val="0"/>
           <w:sz w:val="24"/>
         </w:rPr>
-        <w:t>[15] JoshClose. CsvHelper（CSV 读写）. &lt;https://github.com/JoshClose/CsvHelper&gt;</w:t>
+        <w:t>[15] JoshClose. CsvHelper. &lt;https://github.com/JoshClose/CsvHelper&gt;</w:t>
+      </w:r>
+    </w:p>
+    <w:p>
+      <w:pPr>
+        <w:spacing w:lineRule="exact" w:line="560"/>
+        <w:ind w:firstLine="480"/>
+      </w:pPr>
+      <w:r>
+        <w:rPr>
+          <w:rFonts w:ascii="宋体" w:hAnsi="宋体" w:eastAsia="宋体"/>
+          <w:b w:val="0"/>
+          <w:sz w:val="24"/>
+        </w:rPr>
+        <w:t>[16] ScottPlot. ScottPlot 5. &lt;https://github.com/ScottPlot/ScottPlot&gt;</w:t>
+      </w:r>
+    </w:p>
+    <w:p>
+      <w:pPr>
+        <w:spacing w:lineRule="exact" w:line="560"/>
+        <w:ind w:firstLine="480"/>
+      </w:pPr>
+      <w:r>
+        <w:rPr>
+          <w:rFonts w:ascii="宋体" w:hAnsi="宋体" w:eastAsia="宋体"/>
+          <w:b w:val="0"/>
+          <w:sz w:val="24"/>
+        </w:rPr>
+        <w:t>[17] JakeBayer. FuzzySharp. &lt;https://github.com/JakeBayer/FuzzySharp&gt;</w:t>
       </w:r>
     </w:p>
     <w:p>

--- a/docs/实训报告_工业维修智能化零件分配平台.docx
+++ b/docs/实训报告_工业维修智能化零件分配平台.docx
@@ -1449,7 +1449,15 @@
           <w:b w:val="0"/>
           <w:sz w:val="24"/>
         </w:rPr>
-        <w:t>113/113</w:t>
+        <w:t>138/138</w:t>
+      </w:r>
+      <w:r>
+        <w:rPr>
+          <w:rFonts w:ascii="宋体" w:hAnsi="宋体" w:eastAsia="宋体"/>
+          <w:b w:val="0"/>
+          <w:sz w:val="24"/>
+        </w:rPr>
+        <w:t>（含 EOQ/OEE 算法 25：经济批量/再订购点/安全库存/可用率边界裁剪/交期回退选择）</w:t>
       </w:r>
     </w:p>
     <w:p>
@@ -1471,7 +1479,7 @@
           <w:b w:val="0"/>
           <w:sz w:val="24"/>
         </w:rPr>
-        <w:t>81/81</w:t>
+        <w:t>82/82</w:t>
       </w:r>
       <w:r>
         <w:rPr>
@@ -1479,7 +1487,7 @@
           <w:b w:val="0"/>
           <w:sz w:val="24"/>
         </w:rPr>
-        <w:t>——含 PM 到期自动建单、EOQ 建议、停机追踪、MFA 全流程、并发安全、材料审阅九场景等</w:t>
+        <w:t>——含 PM 到期自动建单与工单硬关联回写、EOQ 建议（实际交期）、停机追踪、MFA 全流程、并发安全、材料审阅九场景等</w:t>
       </w:r>
     </w:p>
     <w:p>
@@ -1647,7 +1655,7 @@
           <w:b w:val="0"/>
           <w:sz w:val="24"/>
         </w:rPr>
-        <w:t>本项目完整落地了任务书"拍照—识别—算料"的业务闭环与全部技术要求，并经十轮持续优化形成 60+ 功能、17 个开源库、113 单元测试 + 81 冒烟断言、Mimosa 安全扫描 0 发现、5 个版本标签的完整工程体系。</w:t>
+        <w:t>本项目完整落地了任务书"拍照—识别—算料"的业务闭环与全部技术要求，并经多系列持续优化形成 60+ 功能、17 个开源库、138 单元测试 + 82 冒烟断言、Mimosa 安全扫描 0 发现、7 个版本标签（至 v1.6.0）的完整工程体系。</w:t>
       </w:r>
     </w:p>
     <w:p>
@@ -1669,7 +1677,7 @@
           <w:b w:val="0"/>
           <w:sz w:val="24"/>
         </w:rPr>
-        <w:t>：拍照识别（ZXing+OpenCV+ONNX 后端三引擎）→ 材料审阅（人工确认重点零件）→ 整机 BOM 算料（事务出库+行锁+快照）→ 大屏可视化（双系列图/CSV 导出）→ MQTT 自动报修 → 定时任务（Quartz 预警/超时/PM 调度）。</w:t>
+        <w:t>：拍照识别（ZXing+OpenCV+ONNX 后端三引擎）→ 材料审阅（人工确认重点零件）→ 整机 BOM 算料（事务出库+行锁+快照）→ 大屏可视化（双系列图/CSV 导出/后台线程自动刷新）→ MQTT 自动报修 → 定时任务（Quartz 预警/超时/PM 调度）。</w:t>
       </w:r>
     </w:p>
     <w:p>
@@ -1691,7 +1699,7 @@
           <w:b w:val="0"/>
           <w:sz w:val="24"/>
         </w:rPr>
-        <w:t>：预防性维护调度（Quartz 自动建单）、EOQ 库存优化（经济批量+再订购点+安全库存）、设备停机追踪（OEE 可用率）、供应商管理（含配件关联）、暗色主题、数据库备份恢复、配件批量导入、库存盘点、批量标签打印、全局搜索（Ctrl+K）、工单流转时间线、SLA 颜色编码、FuzzySharp 模糊搜索。</w:t>
+        <w:t>：预防性维护调度（Quartz 自动建单、工单↔调度硬外键关联）、EOQ 库存优化（经济批量+再订购点+安全库存+首选供应商实际交期+图表导出）、设备停机追踪（OEE 可用率+固定原因分类+Excel 导出）、供应商管理（含配件关联/供货价/交期/首选）、暗色主题、数据库备份恢复、配件批量导入、库存盘点、批量标签打印、全局搜索（Ctrl+K）、工单流转时间线、SLA 颜色编码、FuzzySharp 模糊搜索。</w:t>
       </w:r>
     </w:p>
     <w:p>
@@ -1713,7 +1721,7 @@
           <w:b w:val="0"/>
           <w:sz w:val="24"/>
         </w:rPr>
-        <w:t>：版本化迁移（Schema v4、失败回滚）、并发安全（applock+UPDLOCK+唯一索引）、服务层权限双层校验、FluentValidation 集中校验、Serilog+Polly 基础设施、独立测试库强制隔离。</w:t>
+        <w:t>：版本化迁移（Schema v5、失败回滚、空库初始化与旧库增量升级双路径验证）、并发安全（applock+UPDLOCK+唯一索引）、服务层权限双层校验、FluentValidation 集中校验、Serilog+Polly 基础设施、独立测试库强制隔离。</w:t>
       </w:r>
     </w:p>
     <w:p>

--- a/docs/实训报告_工业维修智能化零件分配平台.docx
+++ b/docs/实训报告_工业维修智能化零件分配平台.docx
@@ -436,7 +436,7 @@
                 <w:b w:val="0"/>
                 <w:sz w:val="21"/>
               </w:rPr>
-              <w:t>已完成：UIForm/UIDataGridView/UIBarChart/UILineChart 等</w:t>
+              <w:t>已完成：UIForm/UIDataGridView/UIBarChart/UILineChart 等；深灰电光蓝科技风深色主题（单一主题 + WCAG 对比度校核）</w:t>
             </w:r>
           </w:p>
         </w:tc>
@@ -1203,7 +1203,7 @@
           <w:b w:val="0"/>
           <w:sz w:val="24"/>
         </w:rPr>
-        <w:t>：汇总卡片 + UIBarChart（状态/排行）+ UILineChart（近 7 日）+ 预警表。</w:t>
+        <w:t>：汇总卡片（6 列等分深色卡片 + 状态色条）+ UIBarChart（状态/排行，逐项语义配色）+ UILineChart（近 7 日日期轴，客户端补零保证时间轴正确）+ 预警表；深灰电光蓝深色主题贯穿全部页面与对话框（单一主题、25 个语义色 token、文字对比度按 WCAG AA 守护）。</w:t>
       </w:r>
     </w:p>
     <w:p>
@@ -1449,7 +1449,7 @@
           <w:b w:val="0"/>
           <w:sz w:val="24"/>
         </w:rPr>
-        <w:t>138/138</w:t>
+        <w:t>169/169</w:t>
       </w:r>
       <w:r>
         <w:rPr>
@@ -1457,7 +1457,7 @@
           <w:b w:val="0"/>
           <w:sz w:val="24"/>
         </w:rPr>
-        <w:t>（含 EOQ/OEE 算法 25：经济批量/再订购点/安全库存/可用率边界裁剪/交期回退选择）</w:t>
+        <w:t>（含 EOQ/OEE 算法 25：经济批量/再订购点/安全库存/可用率边界裁剪/交期回退选择；迁移脚本嵌入守护 7；主题色板 WCAG 对比度守护 20：正文 4.5:1、图形 3:1、色板不透明性；大屏全屏状态机 4）</w:t>
       </w:r>
     </w:p>
     <w:p>
@@ -1479,7 +1479,7 @@
           <w:b w:val="0"/>
           <w:sz w:val="24"/>
         </w:rPr>
-        <w:t>82/82</w:t>
+        <w:t>85/85</w:t>
       </w:r>
       <w:r>
         <w:rPr>
@@ -1487,7 +1487,7 @@
           <w:b w:val="0"/>
           <w:sz w:val="24"/>
         </w:rPr>
-        <w:t>——含 PM 到期自动建单与工单硬关联回写、EOQ 建议（实际交期）、停机追踪、MFA 全流程、并发安全、材料审阅九场景等</w:t>
+        <w:t>——含 PM 到期自动建单与工单硬关联回写、EOQ 建议（实际交期）、停机追踪、批量删除单事务+引用保护、MFA 全流程、并发安全、材料审阅九场景等</w:t>
       </w:r>
     </w:p>
     <w:p>
@@ -1655,7 +1655,7 @@
           <w:b w:val="0"/>
           <w:sz w:val="24"/>
         </w:rPr>
-        <w:t>本项目完整落地了任务书"拍照—识别—算料"的业务闭环与全部技术要求，并经多系列持续优化形成 60+ 功能、17 个开源库、138 单元测试 + 82 冒烟断言、Mimosa 安全扫描 0 发现、7 个版本标签（至 v1.6.0）的完整工程体系。</w:t>
+        <w:t>本项目完整落地了任务书"拍照—识别—算料"的业务闭环与全部技术要求，并经多系列持续优化形成 60+ 功能、17 个开源库、169 单元测试 + 85 冒烟断言、Mimosa 安全扫描 0 发现、9 个版本标签（至 v1.8.0）的完整工程体系。</w:t>
       </w:r>
     </w:p>
     <w:p>
@@ -1699,7 +1699,7 @@
           <w:b w:val="0"/>
           <w:sz w:val="24"/>
         </w:rPr>
-        <w:t>：预防性维护调度（Quartz 自动建单、工单↔调度硬外键关联）、EOQ 库存优化（经济批量+再订购点+安全库存+首选供应商实际交期+图表导出）、设备停机追踪（OEE 可用率+固定原因分类+Excel 导出）、供应商管理（含配件关联/供货价/交期/首选）、暗色主题、数据库备份恢复、配件批量导入、库存盘点、批量标签打印、全局搜索（Ctrl+K）、工单流转时间线、SLA 颜色编码、FuzzySharp 模糊搜索。</w:t>
+        <w:t>：预防性维护调度（Quartz 自动建单、工单↔调度硬外键关联）、EOQ 库存优化（经济批量+再订购点+安全库存+首选供应商实际交期+图表导出）、设备停机追踪（OEE 可用率+固定原因分类+Excel 导出）、供应商管理（含配件关联/供货价/交期/首选）、配件批量删除（单事务+引用保护）、表格右键复制与全选导出、深灰电光蓝深色主题（25 个语义色 token、WCAG 对比度单测守护、图表/页签/对话框全链路深色化）、数据库备份恢复、配件批量导入、库存盘点（单元格级校验）、批量标签打印、全局搜索（Ctrl+K）、工单流转时间线、SLA 颜色编码、FuzzySharp 模糊搜索。</w:t>
       </w:r>
     </w:p>
     <w:p>
@@ -1721,7 +1721,7 @@
           <w:b w:val="0"/>
           <w:sz w:val="24"/>
         </w:rPr>
-        <w:t>：版本化迁移（Schema v5、失败回滚、空库初始化与旧库增量升级双路径验证）、并发安全（applock+UPDLOCK+唯一索引）、服务层权限双层校验、FluentValidation 集中校验、Serilog+Polly 基础设施、独立测试库强制隔离。</w:t>
+        <w:t>：版本化迁移（Schema v5、嵌入脚本、失败回滚、空库初始化与旧库增量升级双路径验证）、并发安全（applock+UPDLOCK+唯一索引）、服务层权限双层校验、FluentValidation 集中校验、Serilog+Polly 基础设施、独立测试库强制隔离、DataGridView 十五项最佳实践全面对齐（显式列+BindingSource 中介层、DataError 全局兜底、单元格校验 ErrorText、右键复制菜单、双缓冲防闪烁、分页与批量删除单事务）。</w:t>
       </w:r>
     </w:p>
     <w:p>

--- a/docs/实训报告_工业维修智能化零件分配平台.docx
+++ b/docs/实训报告_工业维修智能化零件分配平台.docx
@@ -56,7 +56,7 @@
     </w:p>
     <w:p>
       <w:pPr>
-        <w:spacing w:before="0" w:after="120"/>
+        <w:spacing w:before="0" w:after="720"/>
         <w:jc w:val="center"/>
       </w:pPr>
       <w:r>
@@ -65,40 +65,12 @@
           <w:b/>
           <w:sz w:val="52"/>
         </w:rPr>
-        <w:t>《软件工程综合实训》</w:t>
+        <w:t>实　训　报　告</w:t>
       </w:r>
     </w:p>
     <w:p>
       <w:pPr>
-        <w:spacing w:before="0" w:after="480"/>
-        <w:jc w:val="center"/>
-      </w:pPr>
-      <w:r>
-        <w:rPr>
-          <w:rFonts w:ascii="黑体" w:hAnsi="黑体" w:eastAsia="黑体"/>
-          <w:b/>
-          <w:sz w:val="52"/>
-        </w:rPr>
-        <w:t>课程设计报告</w:t>
-      </w:r>
-    </w:p>
-    <w:p>
-      <w:pPr>
-        <w:spacing w:before="0" w:after="720"/>
-        <w:jc w:val="center"/>
-      </w:pPr>
-      <w:r>
-        <w:rPr>
-          <w:rFonts w:ascii="黑体" w:hAnsi="黑体" w:eastAsia="黑体"/>
-          <w:b/>
-          <w:sz w:val="44"/>
-        </w:rPr>
-        <w:t>工业维修智能化零件分配平台</w:t>
-      </w:r>
-    </w:p>
-    <w:p>
-      <w:pPr>
-        <w:spacing w:before="0" w:after="160"/>
+        <w:spacing w:before="0" w:after="200"/>
         <w:jc w:val="center"/>
       </w:pPr>
       <w:r>
@@ -107,12 +79,12 @@
           <w:b w:val="0"/>
           <w:sz w:val="28"/>
         </w:rPr>
-        <w:t>班级：软件工程 23 级（E511/E512）</w:t>
+        <w:t>课程名称：软件工程综合实训</w:t>
       </w:r>
     </w:p>
     <w:p>
       <w:pPr>
-        <w:spacing w:before="0" w:after="160"/>
+        <w:spacing w:before="0" w:after="200"/>
         <w:jc w:val="center"/>
       </w:pPr>
       <w:r>
@@ -121,12 +93,12 @@
           <w:b w:val="0"/>
           <w:sz w:val="28"/>
         </w:rPr>
-        <w:t>学号：________________</w:t>
+        <w:t>课题名称：工业维修智能化零件分配平台</w:t>
       </w:r>
     </w:p>
     <w:p>
       <w:pPr>
-        <w:spacing w:before="0" w:after="160"/>
+        <w:spacing w:before="0" w:after="200"/>
         <w:jc w:val="center"/>
       </w:pPr>
       <w:r>
@@ -135,12 +107,12 @@
           <w:b w:val="0"/>
           <w:sz w:val="28"/>
         </w:rPr>
-        <w:t>姓名：________________</w:t>
+        <w:t>专　　业：软件工程</w:t>
       </w:r>
     </w:p>
     <w:p>
       <w:pPr>
-        <w:spacing w:before="0" w:after="160"/>
+        <w:spacing w:before="0" w:after="200"/>
         <w:jc w:val="center"/>
       </w:pPr>
       <w:r>
@@ -149,12 +121,12 @@
           <w:b w:val="0"/>
           <w:sz w:val="28"/>
         </w:rPr>
-        <w:t>指导教师：________________</w:t>
+        <w:t>班　　级：软件工程 23 级（E511/E512）</w:t>
       </w:r>
     </w:p>
     <w:p>
       <w:pPr>
-        <w:spacing w:before="0" w:after="0"/>
+        <w:spacing w:before="0" w:after="200"/>
         <w:jc w:val="center"/>
       </w:pPr>
       <w:r>
@@ -163,7 +135,180 @@
           <w:b w:val="0"/>
           <w:sz w:val="28"/>
         </w:rPr>
-        <w:t>日期：2026 年 10 月</w:t>
+        <w:t>学　　号：________________</w:t>
+      </w:r>
+    </w:p>
+    <w:p>
+      <w:pPr>
+        <w:spacing w:before="0" w:after="200"/>
+        <w:jc w:val="center"/>
+      </w:pPr>
+      <w:r>
+        <w:rPr>
+          <w:rFonts w:ascii="黑体" w:hAnsi="黑体" w:eastAsia="黑体"/>
+          <w:b w:val="0"/>
+          <w:sz w:val="28"/>
+        </w:rPr>
+        <w:t>姓　　名：________________</w:t>
+      </w:r>
+    </w:p>
+    <w:p>
+      <w:pPr>
+        <w:spacing w:before="0" w:after="200"/>
+        <w:jc w:val="center"/>
+      </w:pPr>
+      <w:r>
+        <w:rPr>
+          <w:rFonts w:ascii="黑体" w:hAnsi="黑体" w:eastAsia="黑体"/>
+          <w:b w:val="0"/>
+          <w:sz w:val="28"/>
+        </w:rPr>
+        <w:t>指导教师：谢雅、何潇、余新宇、刘明昕</w:t>
+      </w:r>
+    </w:p>
+    <w:p>
+      <w:pPr>
+        <w:spacing w:before="0" w:after="0"/>
+        <w:jc w:val="center"/>
+      </w:pPr>
+      <w:r>
+        <w:rPr>
+          <w:rFonts w:ascii="黑体" w:hAnsi="黑体" w:eastAsia="黑体"/>
+          <w:b w:val="0"/>
+          <w:sz w:val="32"/>
+        </w:rPr>
+      </w:r>
+    </w:p>
+    <w:p>
+      <w:pPr>
+        <w:spacing w:before="0" w:after="0"/>
+        <w:jc w:val="center"/>
+      </w:pPr>
+      <w:r>
+        <w:rPr>
+          <w:rFonts w:ascii="黑体" w:hAnsi="黑体" w:eastAsia="黑体"/>
+          <w:b w:val="0"/>
+          <w:sz w:val="28"/>
+        </w:rPr>
+        <w:t>2026 年 10 月 14 日</w:t>
+      </w:r>
+    </w:p>
+    <w:p>
+      <w:pPr>
+        <w:spacing w:before="0" w:after="0"/>
+        <w:jc w:val="center"/>
+      </w:pPr>
+      <w:r>
+        <w:rPr>
+          <w:rFonts w:ascii="黑体" w:hAnsi="黑体" w:eastAsia="黑体"/>
+          <w:b w:val="0"/>
+          <w:sz w:val="32"/>
+        </w:rPr>
+      </w:r>
+    </w:p>
+    <w:p>
+      <w:pPr>
+        <w:spacing w:before="0" w:after="0"/>
+        <w:jc w:val="center"/>
+      </w:pPr>
+      <w:r>
+        <w:rPr>
+          <w:rFonts w:ascii="黑体" w:hAnsi="黑体" w:eastAsia="黑体"/>
+          <w:b w:val="0"/>
+          <w:sz w:val="32"/>
+        </w:rPr>
+      </w:r>
+    </w:p>
+    <w:p>
+      <w:pPr>
+        <w:spacing w:before="0" w:after="0"/>
+        <w:jc w:val="center"/>
+      </w:pPr>
+      <w:r>
+        <w:rPr>
+          <w:rFonts w:ascii="黑体" w:hAnsi="黑体" w:eastAsia="黑体"/>
+          <w:b w:val="0"/>
+          <w:sz w:val="32"/>
+        </w:rPr>
+      </w:r>
+    </w:p>
+    <w:p>
+      <w:pPr>
+        <w:spacing w:before="0" w:after="0"/>
+        <w:jc w:val="center"/>
+      </w:pPr>
+      <w:r>
+        <w:rPr>
+          <w:rFonts w:ascii="黑体" w:hAnsi="黑体" w:eastAsia="黑体"/>
+          <w:b w:val="0"/>
+          <w:sz w:val="32"/>
+        </w:rPr>
+      </w:r>
+    </w:p>
+    <w:p>
+      <w:pPr>
+        <w:spacing w:before="0" w:after="0"/>
+        <w:jc w:val="center"/>
+      </w:pPr>
+      <w:r>
+        <w:rPr>
+          <w:rFonts w:ascii="黑体" w:hAnsi="黑体" w:eastAsia="黑体"/>
+          <w:b w:val="0"/>
+          <w:sz w:val="32"/>
+        </w:rPr>
+      </w:r>
+    </w:p>
+    <w:p>
+      <w:pPr>
+        <w:spacing w:before="0" w:after="0"/>
+        <w:jc w:val="center"/>
+      </w:pPr>
+      <w:r>
+        <w:rPr>
+          <w:rFonts w:ascii="黑体" w:hAnsi="黑体" w:eastAsia="黑体"/>
+          <w:b w:val="0"/>
+          <w:sz w:val="32"/>
+        </w:rPr>
+      </w:r>
+    </w:p>
+    <w:p>
+      <w:pPr>
+        <w:spacing w:before="0" w:after="0"/>
+        <w:jc w:val="center"/>
+      </w:pPr>
+      <w:r>
+        <w:rPr>
+          <w:rFonts w:ascii="黑体" w:hAnsi="黑体" w:eastAsia="黑体"/>
+          <w:b w:val="0"/>
+          <w:sz w:val="32"/>
+        </w:rPr>
+      </w:r>
+    </w:p>
+    <w:p>
+      <w:pPr>
+        <w:spacing w:before="0" w:after="0"/>
+        <w:jc w:val="center"/>
+      </w:pPr>
+      <w:r>
+        <w:rPr>
+          <w:rFonts w:ascii="黑体" w:hAnsi="黑体" w:eastAsia="黑体"/>
+          <w:b w:val="0"/>
+          <w:sz w:val="32"/>
+        </w:rPr>
+      </w:r>
+    </w:p>
+    <w:p>
+      <w:pPr>
+        <w:spacing w:before="0" w:after="0"/>
+        <w:jc w:val="center"/>
+      </w:pPr>
+      <w:r>
+        <w:rPr>
+          <w:rFonts w:ascii="黑体" w:hAnsi="黑体" w:eastAsia="黑体"/>
+          <w:b w:val="0"/>
+          <w:sz w:val="36"/>
+        </w:rPr>
+        <w:t>湖南工程学院</w:t>
       </w:r>
     </w:p>
     <w:p>
@@ -185,112 +330,353 @@
       </w:r>
     </w:p>
     <w:p>
+      <w:pPr>
+        <w:tabs>
+          <w:tab w:pos="8504" w:val="right" w:leader="dot"/>
+        </w:tabs>
+        <w:spacing w:lineRule="exact" w:line="440"/>
+      </w:pPr>
       <w:r>
         <w:fldChar w:fldCharType="begin"/>
         <w:instrText xml:space="preserve">TOC \o "1-2" \h \z \u</w:instrText>
         <w:fldChar w:fldCharType="separate"/>
-        <w:t>（目录域：请在 Word 中右键→更新域，生成带页码目录）</w:t>
+      </w:r>
+      <w:r>
+        <w:rPr>
+          <w:rFonts w:ascii="宋体" w:hAnsi="宋体" w:eastAsia="宋体"/>
+          <w:b w:val="0"/>
+          <w:sz w:val="24"/>
+        </w:rPr>
+        <w:t>一、目的与意义</w:t>
+        <w:tab/>
+        <w:t>1</w:t>
+      </w:r>
+    </w:p>
+    <w:p>
+      <w:pPr>
+        <w:tabs>
+          <w:tab w:pos="8504" w:val="right" w:leader="dot"/>
+        </w:tabs>
+        <w:spacing w:lineRule="exact" w:line="440"/>
+        <w:ind w:left="480"/>
+      </w:pPr>
+      <w:r>
+        <w:rPr>
+          <w:rFonts w:ascii="宋体" w:hAnsi="宋体" w:eastAsia="宋体"/>
+          <w:b w:val="0"/>
+          <w:sz w:val="24"/>
+        </w:rPr>
+        <w:t>1.1 实训目的</w:t>
+        <w:tab/>
+        <w:t>1</w:t>
+      </w:r>
+    </w:p>
+    <w:p>
+      <w:pPr>
+        <w:tabs>
+          <w:tab w:pos="8504" w:val="right" w:leader="dot"/>
+        </w:tabs>
+        <w:spacing w:lineRule="exact" w:line="440"/>
+        <w:ind w:left="480"/>
+      </w:pPr>
+      <w:r>
+        <w:rPr>
+          <w:rFonts w:ascii="宋体" w:hAnsi="宋体" w:eastAsia="宋体"/>
+          <w:b w:val="0"/>
+          <w:sz w:val="24"/>
+        </w:rPr>
+        <w:t>1.2 学习内容与完成情况</w:t>
+        <w:tab/>
+        <w:t>1</w:t>
+      </w:r>
+    </w:p>
+    <w:p>
+      <w:pPr>
+        <w:tabs>
+          <w:tab w:pos="8504" w:val="right" w:leader="dot"/>
+        </w:tabs>
+        <w:spacing w:lineRule="exact" w:line="440"/>
+      </w:pPr>
+      <w:r>
+        <w:rPr>
+          <w:rFonts w:ascii="宋体" w:hAnsi="宋体" w:eastAsia="宋体"/>
+          <w:b w:val="0"/>
+          <w:sz w:val="24"/>
+        </w:rPr>
+        <w:t>二、需求分析</w:t>
+        <w:tab/>
+        <w:t>2</w:t>
+      </w:r>
+    </w:p>
+    <w:p>
+      <w:pPr>
+        <w:tabs>
+          <w:tab w:pos="8504" w:val="right" w:leader="dot"/>
+        </w:tabs>
+        <w:spacing w:lineRule="exact" w:line="440"/>
+      </w:pPr>
+      <w:r>
+        <w:rPr>
+          <w:rFonts w:ascii="宋体" w:hAnsi="宋体" w:eastAsia="宋体"/>
+          <w:b w:val="0"/>
+          <w:sz w:val="24"/>
+        </w:rPr>
+        <w:t>三、系统设计</w:t>
+        <w:tab/>
+        <w:t>2</w:t>
+      </w:r>
+    </w:p>
+    <w:p>
+      <w:pPr>
+        <w:tabs>
+          <w:tab w:pos="8504" w:val="right" w:leader="dot"/>
+        </w:tabs>
+        <w:spacing w:lineRule="exact" w:line="440"/>
+        <w:ind w:left="480"/>
+      </w:pPr>
+      <w:r>
+        <w:rPr>
+          <w:rFonts w:ascii="宋体" w:hAnsi="宋体" w:eastAsia="宋体"/>
+          <w:b w:val="0"/>
+          <w:sz w:val="24"/>
+        </w:rPr>
+        <w:t>3.1 总体架构</w:t>
+        <w:tab/>
+        <w:t>2</w:t>
+      </w:r>
+    </w:p>
+    <w:p>
+      <w:pPr>
+        <w:tabs>
+          <w:tab w:pos="8504" w:val="right" w:leader="dot"/>
+        </w:tabs>
+        <w:spacing w:lineRule="exact" w:line="440"/>
+        <w:ind w:left="480"/>
+      </w:pPr>
+      <w:r>
+        <w:rPr>
+          <w:rFonts w:ascii="宋体" w:hAnsi="宋体" w:eastAsia="宋体"/>
+          <w:b w:val="0"/>
+          <w:sz w:val="24"/>
+        </w:rPr>
+        <w:t>3.2 数据库设计</w:t>
+        <w:tab/>
+        <w:t>2</w:t>
+      </w:r>
+    </w:p>
+    <w:p>
+      <w:pPr>
+        <w:tabs>
+          <w:tab w:pos="8504" w:val="right" w:leader="dot"/>
+        </w:tabs>
+        <w:spacing w:lineRule="exact" w:line="440"/>
+        <w:ind w:left="480"/>
+      </w:pPr>
+      <w:r>
+        <w:rPr>
+          <w:rFonts w:ascii="宋体" w:hAnsi="宋体" w:eastAsia="宋体"/>
+          <w:b w:val="0"/>
+          <w:sz w:val="24"/>
+        </w:rPr>
+        <w:t>3.3 关键数据库对象</w:t>
+        <w:tab/>
+        <w:t>3</w:t>
+      </w:r>
+    </w:p>
+    <w:p>
+      <w:pPr>
+        <w:tabs>
+          <w:tab w:pos="8504" w:val="right" w:leader="dot"/>
+        </w:tabs>
+        <w:spacing w:lineRule="exact" w:line="440"/>
+        <w:ind w:left="480"/>
+      </w:pPr>
+      <w:r>
+        <w:rPr>
+          <w:rFonts w:ascii="宋体" w:hAnsi="宋体" w:eastAsia="宋体"/>
+          <w:b w:val="0"/>
+          <w:sz w:val="24"/>
+        </w:rPr>
+        <w:t>3.4 拍照识别方案</w:t>
+        <w:tab/>
+        <w:t>3</w:t>
+      </w:r>
+    </w:p>
+    <w:p>
+      <w:pPr>
+        <w:tabs>
+          <w:tab w:pos="8504" w:val="right" w:leader="dot"/>
+        </w:tabs>
+        <w:spacing w:lineRule="exact" w:line="440"/>
+      </w:pPr>
+      <w:r>
+        <w:rPr>
+          <w:rFonts w:ascii="宋体" w:hAnsi="宋体" w:eastAsia="宋体"/>
+          <w:b w:val="0"/>
+          <w:sz w:val="24"/>
+        </w:rPr>
+        <w:t>四、详细实现</w:t>
+        <w:tab/>
+        <w:t>4</w:t>
+      </w:r>
+    </w:p>
+    <w:p>
+      <w:pPr>
+        <w:tabs>
+          <w:tab w:pos="8504" w:val="right" w:leader="dot"/>
+        </w:tabs>
+        <w:spacing w:lineRule="exact" w:line="440"/>
+        <w:ind w:left="480"/>
+      </w:pPr>
+      <w:r>
+        <w:rPr>
+          <w:rFonts w:ascii="宋体" w:hAnsi="宋体" w:eastAsia="宋体"/>
+          <w:b w:val="0"/>
+          <w:sz w:val="24"/>
+        </w:rPr>
+        <w:t>4.1 开源组件集成</w:t>
+        <w:tab/>
+        <w:t>5</w:t>
+      </w:r>
+    </w:p>
+    <w:p>
+      <w:pPr>
+        <w:tabs>
+          <w:tab w:pos="8504" w:val="right" w:leader="dot"/>
+        </w:tabs>
+        <w:spacing w:lineRule="exact" w:line="440"/>
+      </w:pPr>
+      <w:r>
+        <w:rPr>
+          <w:rFonts w:ascii="宋体" w:hAnsi="宋体" w:eastAsia="宋体"/>
+          <w:b w:val="0"/>
+          <w:sz w:val="24"/>
+        </w:rPr>
+        <w:t>五、运行结果</w:t>
+        <w:tab/>
+        <w:t>5</w:t>
+      </w:r>
+    </w:p>
+    <w:p>
+      <w:pPr>
+        <w:tabs>
+          <w:tab w:pos="8504" w:val="right" w:leader="dot"/>
+        </w:tabs>
+        <w:spacing w:lineRule="exact" w:line="440"/>
+      </w:pPr>
+      <w:r>
+        <w:rPr>
+          <w:rFonts w:ascii="宋体" w:hAnsi="宋体" w:eastAsia="宋体"/>
+          <w:b w:val="0"/>
+          <w:sz w:val="24"/>
+        </w:rPr>
+        <w:t>六、系统测试</w:t>
+        <w:tab/>
+        <w:t>9</w:t>
+      </w:r>
+    </w:p>
+    <w:p>
+      <w:pPr>
+        <w:tabs>
+          <w:tab w:pos="8504" w:val="right" w:leader="dot"/>
+        </w:tabs>
+        <w:spacing w:lineRule="exact" w:line="440"/>
+      </w:pPr>
+      <w:r>
+        <w:rPr>
+          <w:rFonts w:ascii="宋体" w:hAnsi="宋体" w:eastAsia="宋体"/>
+          <w:b w:val="0"/>
+          <w:sz w:val="24"/>
+        </w:rPr>
+        <w:t>七、部署与运行</w:t>
+        <w:tab/>
+        <w:t>10</w:t>
+      </w:r>
+    </w:p>
+    <w:p>
+      <w:pPr>
+        <w:tabs>
+          <w:tab w:pos="8504" w:val="right" w:leader="dot"/>
+        </w:tabs>
+        <w:spacing w:lineRule="exact" w:line="440"/>
+      </w:pPr>
+      <w:r>
+        <w:rPr>
+          <w:rFonts w:ascii="宋体" w:hAnsi="宋体" w:eastAsia="宋体"/>
+          <w:b w:val="0"/>
+          <w:sz w:val="24"/>
+        </w:rPr>
+        <w:t>八、总结</w:t>
+        <w:tab/>
+        <w:t>10</w:t>
+      </w:r>
+    </w:p>
+    <w:p>
+      <w:pPr>
+        <w:tabs>
+          <w:tab w:pos="8504" w:val="right" w:leader="dot"/>
+        </w:tabs>
+        <w:spacing w:lineRule="exact" w:line="440"/>
+      </w:pPr>
+      <w:r>
+        <w:rPr>
+          <w:rFonts w:ascii="宋体" w:hAnsi="宋体" w:eastAsia="宋体"/>
+          <w:b w:val="0"/>
+          <w:sz w:val="24"/>
+        </w:rPr>
+        <w:t>参考文献</w:t>
+        <w:tab/>
+        <w:t>11</w:t>
+      </w:r>
+      <w:r>
         <w:fldChar w:fldCharType="end"/>
       </w:r>
     </w:p>
     <w:p>
-      <w:r>
-        <w:br w:type="page"/>
-      </w:r>
+      <w:pPr>
+        <w:sectPr>
+          <w:pgSz w:w="11906" w:h="16838"/>
+          <w:pgMar w:top="1417" w:right="1701" w:bottom="1417" w:left="1701" w:header="720" w:footer="720" w:gutter="0"/>
+          <w:cols w:space="720"/>
+          <w:docGrid w:linePitch="360"/>
+        </w:sectPr>
+      </w:pPr>
     </w:p>
     <w:p>
       <w:pPr>
-        <w:spacing w:lineRule="exact" w:line="480"/>
-      </w:pPr>
-      <w:r>
-        <w:rPr>
-          <w:rFonts w:ascii="宋体" w:hAnsi="宋体" w:eastAsia="宋体"/>
-          <w:b w:val="0"/>
-          <w:sz w:val="18"/>
-        </w:rPr>
-        <w:t>项目名称：工业维修智能化零件分配平台</w:t>
-      </w:r>
-    </w:p>
-    <w:p>
-      <w:pPr>
-        <w:spacing w:lineRule="exact" w:line="480"/>
-      </w:pPr>
-      <w:r>
-        <w:rPr>
-          <w:rFonts w:ascii="宋体" w:hAnsi="宋体" w:eastAsia="宋体"/>
-          <w:b w:val="0"/>
-          <w:sz w:val="18"/>
-        </w:rPr>
-        <w:t>班级：软件工程 23 级（E511/E512）　学号：________　姓名：________</w:t>
-      </w:r>
-    </w:p>
-    <w:p>
-      <w:pPr>
-        <w:spacing w:lineRule="exact" w:line="480"/>
-      </w:pPr>
-      <w:r>
-        <w:rPr>
-          <w:rFonts w:ascii="宋体" w:hAnsi="宋体" w:eastAsia="宋体"/>
-          <w:b w:val="0"/>
-          <w:sz w:val="18"/>
-        </w:rPr>
-        <w:t>指导教师：________　日期：2026 年 10 月</w:t>
-      </w:r>
-    </w:p>
-    <w:p>
-      <w:pPr>
-        <w:spacing w:lineRule="exact" w:line="480"/>
-      </w:pPr>
-      <w:r>
-        <w:rPr>
-          <w:rFonts w:ascii="宋体" w:hAnsi="宋体" w:eastAsia="宋体"/>
-          <w:b w:val="0"/>
-          <w:sz w:val="18"/>
-        </w:rPr>
-      </w:r>
-    </w:p>
-    <w:p>
-      <w:pPr>
-        <w:spacing w:lineRule="exact" w:line="480"/>
-      </w:pPr>
-      <w:r>
-        <w:rPr>
-          <w:rFonts w:ascii="宋体" w:hAnsi="宋体" w:eastAsia="宋体"/>
-          <w:b w:val="0"/>
-          <w:sz w:val="18"/>
-        </w:rPr>
-        <w:t>**排版提醒（按任务书）**：一级标题=黑体·小二号；二级标题=黑体·小三号；正文=宋体·小四号；行间距=固定值；目录必须带页码。本稿粘贴进 Word 后按此设置样式即可。</w:t>
-      </w:r>
-    </w:p>
-    <w:p>
-      <w:pPr>
-        <w:spacing w:before="280" w:after="160"/>
+        <w:pStyle w:val="Heading1"/>
+        <w:keepNext/>
+        <w:spacing w:before="320" w:after="200"/>
       </w:pPr>
       <w:r>
         <w:rPr>
           <w:rFonts w:ascii="黑体" w:hAnsi="黑体" w:eastAsia="黑体"/>
-          <w:b w:val="0"/>
-          <w:sz w:val="36"/>
+          <w:b/>
+          <w:color w:val="000000"/>
+          <w:sz w:val="44"/>
         </w:rPr>
         <w:t>一、目的与意义</w:t>
       </w:r>
     </w:p>
     <w:p>
       <w:pPr>
-        <w:spacing w:before="200" w:after="80"/>
+        <w:pStyle w:val="Heading2"/>
+        <w:keepNext/>
+        <w:spacing w:before="240" w:after="120"/>
       </w:pPr>
       <w:r>
         <w:rPr>
           <w:rFonts w:ascii="黑体" w:hAnsi="黑体" w:eastAsia="黑体"/>
-          <w:b w:val="0"/>
-          <w:sz w:val="30"/>
+          <w:b/>
+          <w:color w:val="000000"/>
+          <w:sz w:val="32"/>
         </w:rPr>
         <w:t>1.1 实训目的</w:t>
       </w:r>
     </w:p>
     <w:p>
       <w:pPr>
-        <w:spacing w:lineRule="exact" w:line="560"/>
+        <w:spacing w:lineRule="exact" w:line="440"/>
         <w:ind w:firstLine="480"/>
       </w:pPr>
       <w:r>
@@ -304,7 +690,7 @@
     </w:p>
     <w:p>
       <w:pPr>
-        <w:spacing w:lineRule="exact" w:line="560"/>
+        <w:spacing w:lineRule="exact" w:line="440"/>
         <w:ind w:firstLine="480"/>
       </w:pPr>
       <w:r>
@@ -318,13 +704,16 @@
     </w:p>
     <w:p>
       <w:pPr>
-        <w:spacing w:before="200" w:after="80"/>
+        <w:pStyle w:val="Heading2"/>
+        <w:keepNext/>
+        <w:spacing w:before="240" w:after="120"/>
       </w:pPr>
       <w:r>
         <w:rPr>
           <w:rFonts w:ascii="黑体" w:hAnsi="黑体" w:eastAsia="黑体"/>
-          <w:b w:val="0"/>
-          <w:sz w:val="30"/>
+          <w:b/>
+          <w:color w:val="000000"/>
+          <w:sz w:val="32"/>
         </w:rPr>
         <w:t>1.2 学习内容与完成情况</w:t>
       </w:r>
@@ -653,13 +1042,16 @@
     </w:p>
     <w:p>
       <w:pPr>
-        <w:spacing w:before="280" w:after="160"/>
+        <w:pStyle w:val="Heading1"/>
+        <w:keepNext/>
+        <w:spacing w:before="320" w:after="200"/>
       </w:pPr>
       <w:r>
         <w:rPr>
           <w:rFonts w:ascii="黑体" w:hAnsi="黑体" w:eastAsia="黑体"/>
-          <w:b w:val="0"/>
-          <w:sz w:val="36"/>
+          <w:b/>
+          <w:color w:val="000000"/>
+          <w:sz w:val="44"/>
         </w:rPr>
         <w:t>二、需求分析</w:t>
       </w:r>
@@ -667,7 +1059,7 @@
     <w:p>
       <w:pPr>
         <w:pStyle w:val="ListBullet"/>
-        <w:spacing w:lineRule="exact" w:line="560"/>
+        <w:spacing w:lineRule="exact" w:line="440"/>
       </w:pPr>
       <w:r>
         <w:rPr>
@@ -705,7 +1097,7 @@
     <w:p>
       <w:pPr>
         <w:pStyle w:val="ListBullet"/>
-        <w:spacing w:lineRule="exact" w:line="560"/>
+        <w:spacing w:lineRule="exact" w:line="440"/>
       </w:pPr>
       <w:r>
         <w:rPr>
@@ -743,7 +1135,7 @@
     <w:p>
       <w:pPr>
         <w:pStyle w:val="ListBullet"/>
-        <w:spacing w:lineRule="exact" w:line="560"/>
+        <w:spacing w:lineRule="exact" w:line="440"/>
       </w:pPr>
       <w:r>
         <w:rPr>
@@ -764,33 +1156,39 @@
     </w:p>
     <w:p>
       <w:pPr>
-        <w:spacing w:before="280" w:after="160"/>
+        <w:pStyle w:val="Heading1"/>
+        <w:keepNext/>
+        <w:spacing w:before="320" w:after="200"/>
       </w:pPr>
       <w:r>
         <w:rPr>
           <w:rFonts w:ascii="黑体" w:hAnsi="黑体" w:eastAsia="黑体"/>
-          <w:b w:val="0"/>
-          <w:sz w:val="36"/>
+          <w:b/>
+          <w:color w:val="000000"/>
+          <w:sz w:val="44"/>
         </w:rPr>
         <w:t>三、系统设计</w:t>
       </w:r>
     </w:p>
     <w:p>
       <w:pPr>
-        <w:spacing w:before="200" w:after="80"/>
+        <w:pStyle w:val="Heading2"/>
+        <w:keepNext/>
+        <w:spacing w:before="240" w:after="120"/>
       </w:pPr>
       <w:r>
         <w:rPr>
           <w:rFonts w:ascii="黑体" w:hAnsi="黑体" w:eastAsia="黑体"/>
-          <w:b w:val="0"/>
-          <w:sz w:val="30"/>
+          <w:b/>
+          <w:color w:val="000000"/>
+          <w:sz w:val="32"/>
         </w:rPr>
         <w:t>3.1 总体架构</w:t>
       </w:r>
     </w:p>
     <w:p>
       <w:pPr>
-        <w:spacing w:lineRule="exact" w:line="560"/>
+        <w:spacing w:lineRule="exact" w:line="440"/>
         <w:ind w:firstLine="480"/>
       </w:pPr>
       <w:r>
@@ -864,20 +1262,23 @@
     </w:p>
     <w:p>
       <w:pPr>
-        <w:spacing w:before="200" w:after="80"/>
+        <w:pStyle w:val="Heading2"/>
+        <w:keepNext/>
+        <w:spacing w:before="240" w:after="120"/>
       </w:pPr>
       <w:r>
         <w:rPr>
           <w:rFonts w:ascii="黑体" w:hAnsi="黑体" w:eastAsia="黑体"/>
-          <w:b w:val="0"/>
-          <w:sz w:val="30"/>
+          <w:b/>
+          <w:color w:val="000000"/>
+          <w:sz w:val="32"/>
         </w:rPr>
         <w:t>3.2 数据库设计（E-R 摘要）</w:t>
       </w:r>
     </w:p>
     <w:p>
       <w:pPr>
-        <w:spacing w:lineRule="exact" w:line="560"/>
+        <w:spacing w:lineRule="exact" w:line="440"/>
         <w:ind w:firstLine="480"/>
       </w:pPr>
       <w:r>
@@ -891,7 +1292,7 @@
     </w:p>
     <w:p>
       <w:pPr>
-        <w:spacing w:lineRule="exact" w:line="560"/>
+        <w:spacing w:lineRule="exact" w:line="440"/>
         <w:ind w:firstLine="480"/>
       </w:pPr>
       <w:r>
@@ -905,13 +1306,16 @@
     </w:p>
     <w:p>
       <w:pPr>
-        <w:spacing w:before="200" w:after="80"/>
+        <w:pStyle w:val="Heading2"/>
+        <w:keepNext/>
+        <w:spacing w:before="240" w:after="120"/>
       </w:pPr>
       <w:r>
         <w:rPr>
           <w:rFonts w:ascii="黑体" w:hAnsi="黑体" w:eastAsia="黑体"/>
-          <w:b w:val="0"/>
-          <w:sz w:val="30"/>
+          <w:b/>
+          <w:color w:val="000000"/>
+          <w:sz w:val="32"/>
         </w:rPr>
         <w:t>3.3 关键数据库对象</w:t>
       </w:r>
@@ -919,7 +1323,7 @@
     <w:p>
       <w:pPr>
         <w:pStyle w:val="ListBullet"/>
-        <w:spacing w:lineRule="exact" w:line="560"/>
+        <w:spacing w:lineRule="exact" w:line="440"/>
       </w:pPr>
       <w:r>
         <w:rPr>
@@ -949,7 +1353,7 @@
     <w:p>
       <w:pPr>
         <w:pStyle w:val="ListBullet"/>
-        <w:spacing w:lineRule="exact" w:line="560"/>
+        <w:spacing w:lineRule="exact" w:line="440"/>
       </w:pPr>
       <w:r>
         <w:rPr>
@@ -963,7 +1367,7 @@
     <w:p>
       <w:pPr>
         <w:pStyle w:val="ListBullet"/>
-        <w:spacing w:lineRule="exact" w:line="560"/>
+        <w:spacing w:lineRule="exact" w:line="440"/>
       </w:pPr>
       <w:r>
         <w:rPr>
@@ -977,7 +1381,7 @@
     <w:p>
       <w:pPr>
         <w:pStyle w:val="ListBullet"/>
-        <w:spacing w:lineRule="exact" w:line="560"/>
+        <w:spacing w:lineRule="exact" w:line="440"/>
       </w:pPr>
       <w:r>
         <w:rPr>
@@ -999,7 +1403,7 @@
     <w:p>
       <w:pPr>
         <w:pStyle w:val="ListBullet"/>
-        <w:spacing w:lineRule="exact" w:line="560"/>
+        <w:spacing w:lineRule="exact" w:line="440"/>
       </w:pPr>
       <w:r>
         <w:rPr>
@@ -1020,20 +1424,23 @@
     </w:p>
     <w:p>
       <w:pPr>
-        <w:spacing w:before="200" w:after="80"/>
+        <w:pStyle w:val="Heading2"/>
+        <w:keepNext/>
+        <w:spacing w:before="240" w:after="120"/>
       </w:pPr>
       <w:r>
         <w:rPr>
           <w:rFonts w:ascii="黑体" w:hAnsi="黑体" w:eastAsia="黑体"/>
-          <w:b w:val="0"/>
-          <w:sz w:val="30"/>
+          <w:b/>
+          <w:color w:val="000000"/>
+          <w:sz w:val="32"/>
         </w:rPr>
         <w:t>3.4 拍照识别方案（V2：ZXing + OpenCvSharp × 特征库融合）</w:t>
       </w:r>
     </w:p>
     <w:p>
       <w:pPr>
-        <w:spacing w:lineRule="exact" w:line="560"/>
+        <w:spacing w:lineRule="exact" w:line="440"/>
         <w:ind w:firstLine="480"/>
       </w:pPr>
       <w:r>
@@ -1047,13 +1454,16 @@
     </w:p>
     <w:p>
       <w:pPr>
-        <w:spacing w:before="280" w:after="160"/>
+        <w:pStyle w:val="Heading1"/>
+        <w:keepNext/>
+        <w:spacing w:before="320" w:after="200"/>
       </w:pPr>
       <w:r>
         <w:rPr>
           <w:rFonts w:ascii="黑体" w:hAnsi="黑体" w:eastAsia="黑体"/>
-          <w:b w:val="0"/>
-          <w:sz w:val="36"/>
+          <w:b/>
+          <w:color w:val="000000"/>
+          <w:sz w:val="44"/>
         </w:rPr>
         <w:t>四、详细实现（要点）</w:t>
       </w:r>
@@ -1061,7 +1471,7 @@
     <w:p>
       <w:pPr>
         <w:pStyle w:val="ListNumber"/>
-        <w:spacing w:lineRule="exact" w:line="560"/>
+        <w:spacing w:lineRule="exact" w:line="440"/>
       </w:pPr>
       <w:r>
         <w:rPr>
@@ -1083,7 +1493,7 @@
     <w:p>
       <w:pPr>
         <w:pStyle w:val="ListNumber"/>
-        <w:spacing w:lineRule="exact" w:line="560"/>
+        <w:spacing w:lineRule="exact" w:line="440"/>
       </w:pPr>
       <w:r>
         <w:rPr>
@@ -1105,7 +1515,7 @@
     <w:p>
       <w:pPr>
         <w:pStyle w:val="ListNumber"/>
-        <w:spacing w:lineRule="exact" w:line="560"/>
+        <w:spacing w:lineRule="exact" w:line="440"/>
       </w:pPr>
       <w:r>
         <w:rPr>
@@ -1127,7 +1537,7 @@
     <w:p>
       <w:pPr>
         <w:pStyle w:val="ListNumber"/>
-        <w:spacing w:lineRule="exact" w:line="560"/>
+        <w:spacing w:lineRule="exact" w:line="440"/>
       </w:pPr>
       <w:r>
         <w:rPr>
@@ -1149,7 +1559,7 @@
     <w:p>
       <w:pPr>
         <w:pStyle w:val="ListNumber"/>
-        <w:spacing w:lineRule="exact" w:line="560"/>
+        <w:spacing w:lineRule="exact" w:line="440"/>
       </w:pPr>
       <w:r>
         <w:rPr>
@@ -1187,7 +1597,7 @@
     <w:p>
       <w:pPr>
         <w:pStyle w:val="ListNumber"/>
-        <w:spacing w:lineRule="exact" w:line="560"/>
+        <w:spacing w:lineRule="exact" w:line="440"/>
       </w:pPr>
       <w:r>
         <w:rPr>
@@ -1209,7 +1619,7 @@
     <w:p>
       <w:pPr>
         <w:pStyle w:val="ListNumber"/>
-        <w:spacing w:lineRule="exact" w:line="560"/>
+        <w:spacing w:lineRule="exact" w:line="440"/>
       </w:pPr>
       <w:r>
         <w:rPr>
@@ -1231,7 +1641,7 @@
     <w:p>
       <w:pPr>
         <w:pStyle w:val="ListNumber"/>
-        <w:spacing w:lineRule="exact" w:line="560"/>
+        <w:spacing w:lineRule="exact" w:line="440"/>
       </w:pPr>
       <w:r>
         <w:rPr>
@@ -1253,7 +1663,7 @@
     <w:p>
       <w:pPr>
         <w:pStyle w:val="ListNumber"/>
-        <w:spacing w:lineRule="exact" w:line="560"/>
+        <w:spacing w:lineRule="exact" w:line="440"/>
       </w:pPr>
       <w:r>
         <w:rPr>
@@ -1275,7 +1685,7 @@
     <w:p>
       <w:pPr>
         <w:pStyle w:val="ListNumber"/>
-        <w:spacing w:lineRule="exact" w:line="560"/>
+        <w:spacing w:lineRule="exact" w:line="440"/>
       </w:pPr>
       <w:r>
         <w:rPr>
@@ -1296,20 +1706,23 @@
     </w:p>
     <w:p>
       <w:pPr>
-        <w:spacing w:before="200" w:after="80"/>
+        <w:pStyle w:val="Heading2"/>
+        <w:keepNext/>
+        <w:spacing w:before="240" w:after="120"/>
       </w:pPr>
       <w:r>
         <w:rPr>
           <w:rFonts w:ascii="黑体" w:hAnsi="黑体" w:eastAsia="黑体"/>
-          <w:b w:val="0"/>
-          <w:sz w:val="30"/>
+          <w:b/>
+          <w:color w:val="000000"/>
+          <w:sz w:val="32"/>
         </w:rPr>
         <w:t>4.1 开源组件集成（对应任务书"直接使用热门开源项目"）</w:t>
       </w:r>
     </w:p>
     <w:p>
       <w:pPr>
-        <w:spacing w:lineRule="exact" w:line="560"/>
+        <w:spacing w:lineRule="exact" w:line="440"/>
         <w:ind w:firstLine="480"/>
       </w:pPr>
       <w:r>
@@ -1419,21 +1832,439 @@
     </w:p>
     <w:p>
       <w:pPr>
-        <w:spacing w:before="280" w:after="160"/>
+        <w:pStyle w:val="Heading1"/>
+        <w:keepNext/>
+        <w:spacing w:before="320" w:after="200"/>
       </w:pPr>
       <w:r>
         <w:rPr>
           <w:rFonts w:ascii="黑体" w:hAnsi="黑体" w:eastAsia="黑体"/>
-          <w:b w:val="0"/>
-          <w:sz w:val="36"/>
+          <w:b/>
+          <w:color w:val="000000"/>
+          <w:sz w:val="44"/>
         </w:rPr>
-        <w:t>五、系统测试</w:t>
+        <w:t>五、运行结果</w:t>
       </w:r>
     </w:p>
     <w:p>
       <w:pPr>
+        <w:spacing w:lineRule="exact" w:line="440"/>
+        <w:ind w:firstLine="480"/>
+      </w:pPr>
+      <w:r>
+        <w:rPr>
+          <w:rFonts w:ascii="宋体" w:hAnsi="宋体" w:eastAsia="宋体"/>
+          <w:b w:val="0"/>
+          <w:sz w:val="24"/>
+        </w:rPr>
+        <w:t>系统在 Windows 11 + SQL Server LocalDB 环境完成部署，全流程（登录 → 报修 → 派单 → 接单 → 材料审阅 → 算料生成领料单 → 领料出库 → 完工 → 统计报表）实际运行通过。以下为主要功能界面运行截图（v1.8.0 深灰电光蓝科技风界面）。</w:t>
+      </w:r>
+    </w:p>
+    <w:p>
+      <w:pPr>
+        <w:keepNext/>
+        <w:spacing w:before="120"/>
+        <w:jc w:val="center"/>
+      </w:pPr>
+      <w:r>
+        <w:drawing>
+          <wp:inline xmlns:a="http://schemas.openxmlformats.org/drawingml/2006/main" xmlns:pic="http://schemas.openxmlformats.org/drawingml/2006/picture">
+            <wp:extent cx="5040000" cy="3024000"/>
+            <wp:docPr id="1" name="Picture 1"/>
+            <wp:cNvGraphicFramePr>
+              <a:graphicFrameLocks noChangeAspect="1"/>
+            </wp:cNvGraphicFramePr>
+            <a:graphic>
+              <a:graphicData uri="http://schemas.openxmlformats.org/drawingml/2006/picture">
+                <pic:pic>
+                  <pic:nvPicPr>
+                    <pic:cNvPr id="0" name="01-login.png"/>
+                    <pic:cNvPicPr/>
+                  </pic:nvPicPr>
+                  <pic:blipFill>
+                    <a:blip r:embed="rId10"/>
+                    <a:stretch>
+                      <a:fillRect/>
+                    </a:stretch>
+                  </pic:blipFill>
+                  <pic:spPr>
+                    <a:xfrm>
+                      <a:off x="0" y="0"/>
+                      <a:ext cx="5040000" cy="3024000"/>
+                    </a:xfrm>
+                    <a:prstGeom prst="rect"/>
+                  </pic:spPr>
+                </pic:pic>
+              </a:graphicData>
+            </a:graphic>
+          </wp:inline>
+        </w:drawing>
+      </w:r>
+    </w:p>
+    <w:p>
+      <w:pPr>
+        <w:spacing w:after="200" w:lineRule="exact" w:line="360"/>
+        <w:jc w:val="center"/>
+      </w:pPr>
+      <w:r>
+        <w:rPr>
+          <w:rFonts w:ascii="宋体" w:hAnsi="宋体" w:eastAsia="宋体"/>
+          <w:b w:val="0"/>
+          <w:sz w:val="21"/>
+        </w:rPr>
+        <w:t>图 5-1　登录页（图形验证码与安全登录）</w:t>
+      </w:r>
+    </w:p>
+    <w:p>
+      <w:pPr>
+        <w:keepNext/>
+        <w:spacing w:before="120"/>
+        <w:jc w:val="center"/>
+      </w:pPr>
+      <w:r>
+        <w:drawing>
+          <wp:inline xmlns:a="http://schemas.openxmlformats.org/drawingml/2006/main" xmlns:pic="http://schemas.openxmlformats.org/drawingml/2006/picture">
+            <wp:extent cx="5040000" cy="3008647"/>
+            <wp:docPr id="2" name="Picture 2"/>
+            <wp:cNvGraphicFramePr>
+              <a:graphicFrameLocks noChangeAspect="1"/>
+            </wp:cNvGraphicFramePr>
+            <a:graphic>
+              <a:graphicData uri="http://schemas.openxmlformats.org/drawingml/2006/picture">
+                <pic:pic>
+                  <pic:nvPicPr>
+                    <pic:cNvPr id="0" name="02-dashboard.png"/>
+                    <pic:cNvPicPr/>
+                  </pic:nvPicPr>
+                  <pic:blipFill>
+                    <a:blip r:embed="rId11"/>
+                    <a:stretch>
+                      <a:fillRect/>
+                    </a:stretch>
+                  </pic:blipFill>
+                  <pic:spPr>
+                    <a:xfrm>
+                      <a:off x="0" y="0"/>
+                      <a:ext cx="5040000" cy="3008647"/>
+                    </a:xfrm>
+                    <a:prstGeom prst="rect"/>
+                  </pic:spPr>
+                </pic:pic>
+              </a:graphicData>
+            </a:graphic>
+          </wp:inline>
+        </w:drawing>
+      </w:r>
+    </w:p>
+    <w:p>
+      <w:pPr>
+        <w:spacing w:after="200" w:lineRule="exact" w:line="360"/>
+        <w:jc w:val="center"/>
+      </w:pPr>
+      <w:r>
+        <w:rPr>
+          <w:rFonts w:ascii="宋体" w:hAnsi="宋体" w:eastAsia="宋体"/>
+          <w:b w:val="0"/>
+          <w:sz w:val="21"/>
+        </w:rPr>
+        <w:t>图 5-2　数据可视化大屏（KPI 卡片、状态/排行柱状图、近 7 日日期轴折线图、低库存预警表）</w:t>
+      </w:r>
+    </w:p>
+    <w:p>
+      <w:pPr>
+        <w:keepNext/>
+        <w:spacing w:before="120"/>
+        <w:jc w:val="center"/>
+      </w:pPr>
+      <w:r>
+        <w:drawing>
+          <wp:inline xmlns:a="http://schemas.openxmlformats.org/drawingml/2006/main" xmlns:pic="http://schemas.openxmlformats.org/drawingml/2006/picture">
+            <wp:extent cx="5040000" cy="3008647"/>
+            <wp:docPr id="3" name="Picture 3"/>
+            <wp:cNvGraphicFramePr>
+              <a:graphicFrameLocks noChangeAspect="1"/>
+            </wp:cNvGraphicFramePr>
+            <a:graphic>
+              <a:graphicData uri="http://schemas.openxmlformats.org/drawingml/2006/picture">
+                <pic:pic>
+                  <pic:nvPicPr>
+                    <pic:cNvPr id="0" name="03-orders.png"/>
+                    <pic:cNvPicPr/>
+                  </pic:nvPicPr>
+                  <pic:blipFill>
+                    <a:blip r:embed="rId12"/>
+                    <a:stretch>
+                      <a:fillRect/>
+                    </a:stretch>
+                  </pic:blipFill>
+                  <pic:spPr>
+                    <a:xfrm>
+                      <a:off x="0" y="0"/>
+                      <a:ext cx="5040000" cy="3008647"/>
+                    </a:xfrm>
+                    <a:prstGeom prst="rect"/>
+                  </pic:spPr>
+                </pic:pic>
+              </a:graphicData>
+            </a:graphic>
+          </wp:inline>
+        </w:drawing>
+      </w:r>
+    </w:p>
+    <w:p>
+      <w:pPr>
+        <w:spacing w:after="200" w:lineRule="exact" w:line="360"/>
+        <w:jc w:val="center"/>
+      </w:pPr>
+      <w:r>
+        <w:rPr>
+          <w:rFonts w:ascii="宋体" w:hAnsi="宋体" w:eastAsia="宋体"/>
+          <w:b w:val="0"/>
+          <w:sz w:val="21"/>
+        </w:rPr>
+        <w:t>图 5-3　工单中心（状态机流转与 SLA 颜色编码）</w:t>
+      </w:r>
+    </w:p>
+    <w:p>
+      <w:pPr>
+        <w:keepNext/>
+        <w:spacing w:before="120"/>
+        <w:jc w:val="center"/>
+      </w:pPr>
+      <w:r>
+        <w:drawing>
+          <wp:inline xmlns:a="http://schemas.openxmlformats.org/drawingml/2006/main" xmlns:pic="http://schemas.openxmlformats.org/drawingml/2006/picture">
+            <wp:extent cx="5040000" cy="3008647"/>
+            <wp:docPr id="4" name="Picture 4"/>
+            <wp:cNvGraphicFramePr>
+              <a:graphicFrameLocks noChangeAspect="1"/>
+            </wp:cNvGraphicFramePr>
+            <a:graphic>
+              <a:graphicData uri="http://schemas.openxmlformats.org/drawingml/2006/picture">
+                <pic:pic>
+                  <pic:nvPicPr>
+                    <pic:cNvPr id="0" name="04-picking.png"/>
+                    <pic:cNvPicPr/>
+                  </pic:nvPicPr>
+                  <pic:blipFill>
+                    <a:blip r:embed="rId13"/>
+                    <a:stretch>
+                      <a:fillRect/>
+                    </a:stretch>
+                  </pic:blipFill>
+                  <pic:spPr>
+                    <a:xfrm>
+                      <a:off x="0" y="0"/>
+                      <a:ext cx="5040000" cy="3008647"/>
+                    </a:xfrm>
+                    <a:prstGeom prst="rect"/>
+                  </pic:spPr>
+                </pic:pic>
+              </a:graphicData>
+            </a:graphic>
+          </wp:inline>
+        </w:drawing>
+      </w:r>
+    </w:p>
+    <w:p>
+      <w:pPr>
+        <w:spacing w:after="200" w:lineRule="exact" w:line="360"/>
+        <w:jc w:val="center"/>
+      </w:pPr>
+      <w:r>
+        <w:rPr>
+          <w:rFonts w:ascii="宋体" w:hAnsi="宋体" w:eastAsia="宋体"/>
+          <w:b w:val="0"/>
+          <w:sz w:val="21"/>
+        </w:rPr>
+        <w:t>图 5-4　领料出库（事务扣减库存与低库存预警联动）</w:t>
+      </w:r>
+    </w:p>
+    <w:p>
+      <w:pPr>
+        <w:keepNext/>
+        <w:spacing w:before="120"/>
+        <w:jc w:val="center"/>
+      </w:pPr>
+      <w:r>
+        <w:drawing>
+          <wp:inline xmlns:a="http://schemas.openxmlformats.org/drawingml/2006/main" xmlns:pic="http://schemas.openxmlformats.org/drawingml/2006/picture">
+            <wp:extent cx="5040000" cy="3008647"/>
+            <wp:docPr id="5" name="Picture 5"/>
+            <wp:cNvGraphicFramePr>
+              <a:graphicFrameLocks noChangeAspect="1"/>
+            </wp:cNvGraphicFramePr>
+            <a:graphic>
+              <a:graphicData uri="http://schemas.openxmlformats.org/drawingml/2006/picture">
+                <pic:pic>
+                  <pic:nvPicPr>
+                    <pic:cNvPr id="0" name="05-parts.png"/>
+                    <pic:cNvPicPr/>
+                  </pic:nvPicPr>
+                  <pic:blipFill>
+                    <a:blip r:embed="rId14"/>
+                    <a:stretch>
+                      <a:fillRect/>
+                    </a:stretch>
+                  </pic:blipFill>
+                  <pic:spPr>
+                    <a:xfrm>
+                      <a:off x="0" y="0"/>
+                      <a:ext cx="5040000" cy="3008647"/>
+                    </a:xfrm>
+                    <a:prstGeom prst="rect"/>
+                  </pic:spPr>
+                </pic:pic>
+              </a:graphicData>
+            </a:graphic>
+          </wp:inline>
+        </w:drawing>
+      </w:r>
+    </w:p>
+    <w:p>
+      <w:pPr>
+        <w:spacing w:after="200" w:lineRule="exact" w:line="360"/>
+        <w:jc w:val="center"/>
+      </w:pPr>
+      <w:r>
+        <w:rPr>
+          <w:rFonts w:ascii="宋体" w:hAnsi="宋体" w:eastAsia="宋体"/>
+          <w:b w:val="0"/>
+          <w:sz w:val="21"/>
+        </w:rPr>
+        <w:t>图 5-5　配件材料库（配件与 BOM 材料表、二维码标签生成）</w:t>
+      </w:r>
+    </w:p>
+    <w:p>
+      <w:pPr>
+        <w:keepNext/>
+        <w:spacing w:before="120"/>
+        <w:jc w:val="center"/>
+      </w:pPr>
+      <w:r>
+        <w:drawing>
+          <wp:inline xmlns:a="http://schemas.openxmlformats.org/drawingml/2006/main" xmlns:pic="http://schemas.openxmlformats.org/drawingml/2006/picture">
+            <wp:extent cx="5040000" cy="3008647"/>
+            <wp:docPr id="6" name="Picture 6"/>
+            <wp:cNvGraphicFramePr>
+              <a:graphicFrameLocks noChangeAspect="1"/>
+            </wp:cNvGraphicFramePr>
+            <a:graphic>
+              <a:graphicData uri="http://schemas.openxmlformats.org/drawingml/2006/picture">
+                <pic:pic>
+                  <pic:nvPicPr>
+                    <pic:cNvPr id="0" name="08b-maintenance-eoq.png"/>
+                    <pic:cNvPicPr/>
+                  </pic:nvPicPr>
+                  <pic:blipFill>
+                    <a:blip r:embed="rId15"/>
+                    <a:stretch>
+                      <a:fillRect/>
+                    </a:stretch>
+                  </pic:blipFill>
+                  <pic:spPr>
+                    <a:xfrm>
+                      <a:off x="0" y="0"/>
+                      <a:ext cx="5040000" cy="3008647"/>
+                    </a:xfrm>
+                    <a:prstGeom prst="rect"/>
+                  </pic:spPr>
+                </pic:pic>
+              </a:graphicData>
+            </a:graphic>
+          </wp:inline>
+        </w:drawing>
+      </w:r>
+    </w:p>
+    <w:p>
+      <w:pPr>
+        <w:spacing w:after="200" w:lineRule="exact" w:line="360"/>
+        <w:jc w:val="center"/>
+      </w:pPr>
+      <w:r>
+        <w:rPr>
+          <w:rFonts w:ascii="宋体" w:hAnsi="宋体" w:eastAsia="宋体"/>
+          <w:b w:val="0"/>
+          <w:sz w:val="21"/>
+        </w:rPr>
+        <w:t>图 5-6　预防性维护与 EOQ 库存优化（ScottPlot 交互图表）</w:t>
+      </w:r>
+    </w:p>
+    <w:p>
+      <w:pPr>
+        <w:keepNext/>
+        <w:spacing w:before="120"/>
+        <w:jc w:val="center"/>
+      </w:pPr>
+      <w:r>
+        <w:drawing>
+          <wp:inline xmlns:a="http://schemas.openxmlformats.org/drawingml/2006/main" xmlns:pic="http://schemas.openxmlformats.org/drawingml/2006/picture">
+            <wp:extent cx="5040000" cy="3008647"/>
+            <wp:docPr id="7" name="Picture 7"/>
+            <wp:cNvGraphicFramePr>
+              <a:graphicFrameLocks noChangeAspect="1"/>
+            </wp:cNvGraphicFramePr>
+            <a:graphic>
+              <a:graphicData uri="http://schemas.openxmlformats.org/drawingml/2006/picture">
+                <pic:pic>
+                  <pic:nvPicPr>
+                    <pic:cNvPr id="0" name="11-iot.png"/>
+                    <pic:cNvPicPr/>
+                  </pic:nvPicPr>
+                  <pic:blipFill>
+                    <a:blip r:embed="rId16"/>
+                    <a:stretch>
+                      <a:fillRect/>
+                    </a:stretch>
+                  </pic:blipFill>
+                  <pic:spPr>
+                    <a:xfrm>
+                      <a:off x="0" y="0"/>
+                      <a:ext cx="5040000" cy="3008647"/>
+                    </a:xfrm>
+                    <a:prstGeom prst="rect"/>
+                  </pic:spPr>
+                </pic:pic>
+              </a:graphicData>
+            </a:graphic>
+          </wp:inline>
+        </w:drawing>
+      </w:r>
+    </w:p>
+    <w:p>
+      <w:pPr>
+        <w:spacing w:after="200" w:lineRule="exact" w:line="360"/>
+        <w:jc w:val="center"/>
+      </w:pPr>
+      <w:r>
+        <w:rPr>
+          <w:rFonts w:ascii="宋体" w:hAnsi="宋体" w:eastAsia="宋体"/>
+          <w:b w:val="0"/>
+          <w:sz w:val="21"/>
+        </w:rPr>
+        <w:t>图 5-7　物联网遥测（MQTT 实时温度曲线与超限自动报修）</w:t>
+      </w:r>
+    </w:p>
+    <w:p>
+      <w:pPr>
+        <w:pStyle w:val="Heading1"/>
+        <w:keepNext/>
+        <w:spacing w:before="320" w:after="200"/>
+      </w:pPr>
+      <w:r>
+        <w:rPr>
+          <w:rFonts w:ascii="黑体" w:hAnsi="黑体" w:eastAsia="黑体"/>
+          <w:b/>
+          <w:color w:val="000000"/>
+          <w:sz w:val="44"/>
+        </w:rPr>
+        <w:t>六、系统测试</w:t>
+      </w:r>
+    </w:p>
+    <w:p>
+      <w:pPr>
         <w:pStyle w:val="ListBullet"/>
-        <w:spacing w:lineRule="exact" w:line="560"/>
+        <w:spacing w:lineRule="exact" w:line="440"/>
       </w:pPr>
       <w:r>
         <w:rPr>
@@ -1463,7 +2294,7 @@
     <w:p>
       <w:pPr>
         <w:pStyle w:val="ListBullet"/>
-        <w:spacing w:lineRule="exact" w:line="560"/>
+        <w:spacing w:lineRule="exact" w:line="440"/>
       </w:pPr>
       <w:r>
         <w:rPr>
@@ -1493,7 +2324,7 @@
     <w:p>
       <w:pPr>
         <w:pStyle w:val="ListBullet"/>
-        <w:spacing w:lineRule="exact" w:line="560"/>
+        <w:spacing w:lineRule="exact" w:line="440"/>
       </w:pPr>
       <w:r>
         <w:rPr>
@@ -1507,7 +2338,7 @@
     <w:p>
       <w:pPr>
         <w:pStyle w:val="ListBullet"/>
-        <w:spacing w:lineRule="exact" w:line="560"/>
+        <w:spacing w:lineRule="exact" w:line="440"/>
       </w:pPr>
       <w:r>
         <w:rPr>
@@ -1521,7 +2352,7 @@
     <w:p>
       <w:pPr>
         <w:pStyle w:val="ListBullet"/>
-        <w:spacing w:lineRule="exact" w:line="560"/>
+        <w:spacing w:lineRule="exact" w:line="440"/>
       </w:pPr>
       <w:r>
         <w:rPr>
@@ -1535,7 +2366,7 @@
     <w:p>
       <w:pPr>
         <w:pStyle w:val="ListBullet"/>
-        <w:spacing w:lineRule="exact" w:line="560"/>
+        <w:spacing w:lineRule="exact" w:line="440"/>
       </w:pPr>
       <w:r>
         <w:rPr>
@@ -1549,7 +2380,7 @@
     <w:p>
       <w:pPr>
         <w:pStyle w:val="ListBullet"/>
-        <w:spacing w:lineRule="exact" w:line="560"/>
+        <w:spacing w:lineRule="exact" w:line="440"/>
       </w:pPr>
       <w:r>
         <w:rPr>
@@ -1563,7 +2394,7 @@
     <w:p>
       <w:pPr>
         <w:pStyle w:val="ListBullet"/>
-        <w:spacing w:lineRule="exact" w:line="560"/>
+        <w:spacing w:lineRule="exact" w:line="440"/>
       </w:pPr>
       <w:r>
         <w:rPr>
@@ -1576,21 +2407,24 @@
     </w:p>
     <w:p>
       <w:pPr>
-        <w:spacing w:before="280" w:after="160"/>
+        <w:pStyle w:val="Heading1"/>
+        <w:keepNext/>
+        <w:spacing w:before="320" w:after="200"/>
       </w:pPr>
       <w:r>
         <w:rPr>
           <w:rFonts w:ascii="黑体" w:hAnsi="黑体" w:eastAsia="黑体"/>
-          <w:b w:val="0"/>
-          <w:sz w:val="36"/>
+          <w:b/>
+          <w:color w:val="000000"/>
+          <w:sz w:val="44"/>
         </w:rPr>
-        <w:t>六、部署与运行</w:t>
+        <w:t>七、部署与运行</w:t>
       </w:r>
     </w:p>
     <w:p>
       <w:pPr>
         <w:pStyle w:val="ListBullet"/>
-        <w:spacing w:lineRule="exact" w:line="560"/>
+        <w:spacing w:lineRule="exact" w:line="440"/>
       </w:pPr>
       <w:r>
         <w:rPr>
@@ -1604,7 +2438,7 @@
     <w:p>
       <w:pPr>
         <w:pStyle w:val="ListBullet"/>
-        <w:spacing w:lineRule="exact" w:line="560"/>
+        <w:spacing w:lineRule="exact" w:line="440"/>
       </w:pPr>
       <w:r>
         <w:rPr>
@@ -1633,20 +2467,23 @@
     </w:p>
     <w:p>
       <w:pPr>
-        <w:spacing w:before="280" w:after="160"/>
+        <w:pStyle w:val="Heading1"/>
+        <w:keepNext/>
+        <w:spacing w:before="320" w:after="200"/>
       </w:pPr>
       <w:r>
         <w:rPr>
           <w:rFonts w:ascii="黑体" w:hAnsi="黑体" w:eastAsia="黑体"/>
-          <w:b w:val="0"/>
-          <w:sz w:val="36"/>
+          <w:b/>
+          <w:color w:val="000000"/>
+          <w:sz w:val="44"/>
         </w:rPr>
-        <w:t>七、总结</w:t>
+        <w:t>八、总结</w:t>
       </w:r>
     </w:p>
     <w:p>
       <w:pPr>
-        <w:spacing w:lineRule="exact" w:line="560"/>
+        <w:spacing w:lineRule="exact" w:line="440"/>
         <w:ind w:firstLine="480"/>
       </w:pPr>
       <w:r>
@@ -1660,7 +2497,7 @@
     </w:p>
     <w:p>
       <w:pPr>
-        <w:spacing w:lineRule="exact" w:line="560"/>
+        <w:spacing w:lineRule="exact" w:line="440"/>
         <w:ind w:firstLine="480"/>
       </w:pPr>
       <w:r>
@@ -1682,7 +2519,7 @@
     </w:p>
     <w:p>
       <w:pPr>
-        <w:spacing w:lineRule="exact" w:line="560"/>
+        <w:spacing w:lineRule="exact" w:line="440"/>
         <w:ind w:firstLine="480"/>
       </w:pPr>
       <w:r>
@@ -1704,7 +2541,7 @@
     </w:p>
     <w:p>
       <w:pPr>
-        <w:spacing w:lineRule="exact" w:line="560"/>
+        <w:spacing w:lineRule="exact" w:line="440"/>
         <w:ind w:firstLine="480"/>
       </w:pPr>
       <w:r>
@@ -1726,7 +2563,7 @@
     </w:p>
     <w:p>
       <w:pPr>
-        <w:spacing w:lineRule="exact" w:line="560"/>
+        <w:spacing w:lineRule="exact" w:line="440"/>
         <w:ind w:firstLine="480"/>
       </w:pPr>
       <w:r>
@@ -1740,7 +2577,7 @@
     </w:p>
     <w:p>
       <w:pPr>
-        <w:spacing w:lineRule="exact" w:line="560"/>
+        <w:spacing w:lineRule="exact" w:line="440"/>
         <w:ind w:firstLine="480"/>
       </w:pPr>
       <w:r>
@@ -1754,20 +2591,23 @@
     </w:p>
     <w:p>
       <w:pPr>
-        <w:spacing w:before="280" w:after="160"/>
+        <w:pStyle w:val="Heading1"/>
+        <w:keepNext/>
+        <w:spacing w:before="320" w:after="200"/>
       </w:pPr>
       <w:r>
         <w:rPr>
           <w:rFonts w:ascii="黑体" w:hAnsi="黑体" w:eastAsia="黑体"/>
-          <w:b w:val="0"/>
-          <w:sz w:val="36"/>
+          <w:b/>
+          <w:color w:val="000000"/>
+          <w:sz w:val="44"/>
         </w:rPr>
         <w:t>参考文献</w:t>
       </w:r>
     </w:p>
     <w:p>
       <w:pPr>
-        <w:spacing w:lineRule="exact" w:line="560"/>
+        <w:spacing w:lineRule="exact" w:line="440"/>
         <w:ind w:firstLine="480"/>
       </w:pPr>
       <w:r>
@@ -1781,7 +2621,7 @@
     </w:p>
     <w:p>
       <w:pPr>
-        <w:spacing w:lineRule="exact" w:line="560"/>
+        <w:spacing w:lineRule="exact" w:line="440"/>
         <w:ind w:firstLine="480"/>
       </w:pPr>
       <w:r>
@@ -1795,7 +2635,7 @@
     </w:p>
     <w:p>
       <w:pPr>
-        <w:spacing w:lineRule="exact" w:line="560"/>
+        <w:spacing w:lineRule="exact" w:line="440"/>
         <w:ind w:firstLine="480"/>
       </w:pPr>
       <w:r>
@@ -1809,7 +2649,7 @@
     </w:p>
     <w:p>
       <w:pPr>
-        <w:spacing w:lineRule="exact" w:line="560"/>
+        <w:spacing w:lineRule="exact" w:line="440"/>
         <w:ind w:firstLine="480"/>
       </w:pPr>
       <w:r>
@@ -1823,7 +2663,7 @@
     </w:p>
     <w:p>
       <w:pPr>
-        <w:spacing w:lineRule="exact" w:line="560"/>
+        <w:spacing w:lineRule="exact" w:line="440"/>
         <w:ind w:firstLine="480"/>
       </w:pPr>
       <w:r>
@@ -1837,7 +2677,7 @@
     </w:p>
     <w:p>
       <w:pPr>
-        <w:spacing w:lineRule="exact" w:line="560"/>
+        <w:spacing w:lineRule="exact" w:line="440"/>
         <w:ind w:firstLine="480"/>
       </w:pPr>
       <w:r>
@@ -1851,7 +2691,7 @@
     </w:p>
     <w:p>
       <w:pPr>
-        <w:spacing w:lineRule="exact" w:line="560"/>
+        <w:spacing w:lineRule="exact" w:line="440"/>
         <w:ind w:firstLine="480"/>
       </w:pPr>
       <w:r>
@@ -1865,7 +2705,7 @@
     </w:p>
     <w:p>
       <w:pPr>
-        <w:spacing w:lineRule="exact" w:line="560"/>
+        <w:spacing w:lineRule="exact" w:line="440"/>
         <w:ind w:firstLine="480"/>
       </w:pPr>
       <w:r>
@@ -1879,7 +2719,7 @@
     </w:p>
     <w:p>
       <w:pPr>
-        <w:spacing w:lineRule="exact" w:line="560"/>
+        <w:spacing w:lineRule="exact" w:line="440"/>
         <w:ind w:firstLine="480"/>
       </w:pPr>
       <w:r>
@@ -1893,7 +2733,7 @@
     </w:p>
     <w:p>
       <w:pPr>
-        <w:spacing w:lineRule="exact" w:line="560"/>
+        <w:spacing w:lineRule="exact" w:line="440"/>
         <w:ind w:firstLine="480"/>
       </w:pPr>
       <w:r>
@@ -1907,7 +2747,7 @@
     </w:p>
     <w:p>
       <w:pPr>
-        <w:spacing w:lineRule="exact" w:line="560"/>
+        <w:spacing w:lineRule="exact" w:line="440"/>
         <w:ind w:firstLine="480"/>
       </w:pPr>
       <w:r>
@@ -1921,7 +2761,7 @@
     </w:p>
     <w:p>
       <w:pPr>
-        <w:spacing w:lineRule="exact" w:line="560"/>
+        <w:spacing w:lineRule="exact" w:line="440"/>
         <w:ind w:firstLine="480"/>
       </w:pPr>
       <w:r>
@@ -1935,7 +2775,7 @@
     </w:p>
     <w:p>
       <w:pPr>
-        <w:spacing w:lineRule="exact" w:line="560"/>
+        <w:spacing w:lineRule="exact" w:line="440"/>
         <w:ind w:firstLine="480"/>
       </w:pPr>
       <w:r>
@@ -1949,7 +2789,7 @@
     </w:p>
     <w:p>
       <w:pPr>
-        <w:spacing w:lineRule="exact" w:line="560"/>
+        <w:spacing w:lineRule="exact" w:line="440"/>
         <w:ind w:firstLine="480"/>
       </w:pPr>
       <w:r>
@@ -1963,7 +2803,7 @@
     </w:p>
     <w:p>
       <w:pPr>
-        <w:spacing w:lineRule="exact" w:line="560"/>
+        <w:spacing w:lineRule="exact" w:line="440"/>
         <w:ind w:firstLine="480"/>
       </w:pPr>
       <w:r>
@@ -1977,7 +2817,7 @@
     </w:p>
     <w:p>
       <w:pPr>
-        <w:spacing w:lineRule="exact" w:line="560"/>
+        <w:spacing w:lineRule="exact" w:line="440"/>
         <w:ind w:firstLine="480"/>
       </w:pPr>
       <w:r>
@@ -1991,7 +2831,7 @@
     </w:p>
     <w:p>
       <w:pPr>
-        <w:spacing w:lineRule="exact" w:line="560"/>
+        <w:spacing w:lineRule="exact" w:line="440"/>
         <w:ind w:firstLine="480"/>
       </w:pPr>
       <w:r>
@@ -2005,7 +2845,7 @@
     </w:p>
     <w:p>
       <w:pPr>
-        <w:spacing w:lineRule="exact" w:line="560"/>
+        <w:spacing w:lineRule="exact" w:line="440"/>
         <w:ind w:firstLine="480"/>
       </w:pPr>
       <w:r>
@@ -2014,17 +2854,40 @@
           <w:b w:val="0"/>
           <w:sz w:val="24"/>
         </w:rPr>
-        <w:t>[8] Microsoft. ADO.NET 官方文档.</w:t>
+        <w:t>[18] Microsoft. ADO.NET 官方文档.</w:t>
       </w:r>
     </w:p>
     <w:sectPr>
+      <w:footerReference w:type="default" r:id="rId9"/>
       <w:pgSz w:w="11906" w:h="16838"/>
       <w:pgMar w:top="1417" w:right="1701" w:bottom="1417" w:left="1701" w:header="720" w:footer="720" w:gutter="0"/>
+      <w:pgNumType w:start="1"/>
       <w:cols w:space="720"/>
       <w:docGrid w:linePitch="360"/>
     </w:sectPr>
   </w:body>
 </w:document>
+</file>
+
+<file path=word/footer1.xml><?xml version="1.0" encoding="utf-8"?>
+<w:ftr xmlns:m="http://schemas.openxmlformats.org/officeDocument/2006/math" xmlns:mc="http://schemas.openxmlformats.org/markup-compatibility/2006" xmlns:mo="http://schemas.microsoft.com/office/mac/office/2008/main" xmlns:mv="urn:schemas-microsoft-com:mac:vml" xmlns:o="urn:schemas-microsoft-com:office:office" xmlns:r="http://schemas.openxmlformats.org/officeDocument/2006/relationships" xmlns:v="urn:schemas-microsoft-com:vml" xmlns:w10="urn:schemas-microsoft-com:office:word" xmlns:w14="http://schemas.microsoft.com/office/word/2010/wordml" xmlns:w="http://schemas.openxmlformats.org/wordprocessingml/2006/main" xmlns:wne="http://schemas.microsoft.com/office/word/2006/wordml" xmlns:wp14="http://schemas.microsoft.com/office/word/2010/wordprocessingDrawing" xmlns:wp="http://schemas.openxmlformats.org/drawingml/2006/wordprocessingDrawing" xmlns:wpc="http://schemas.microsoft.com/office/word/2010/wordprocessingCanvas" xmlns:wpg="http://schemas.microsoft.com/office/word/2010/wordprocessingGroup" xmlns:wpi="http://schemas.microsoft.com/office/word/2010/wordprocessingInk" xmlns:wps="http://schemas.microsoft.com/office/word/2010/wordprocessingShape" mc:Ignorable="w14 wp14">
+  <w:p>
+    <w:pPr>
+      <w:pStyle w:val="Footer"/>
+      <w:jc w:val="center"/>
+    </w:pPr>
+    <w:r>
+      <w:rPr>
+        <w:rFonts w:ascii="宋体" w:hAnsi="宋体" w:eastAsia="宋体"/>
+        <w:b w:val="0"/>
+        <w:sz w:val="21"/>
+      </w:rPr>
+      <w:fldChar w:fldCharType="begin"/>
+      <w:instrText xml:space="preserve">PAGE</w:instrText>
+      <w:fldChar w:fldCharType="end"/>
+    </w:r>
+  </w:p>
+</w:ftr>
 </file>
 
 <file path=word/numbering.xml><?xml version="1.0" encoding="utf-8"?>
